--- a/Day 1/OOP/Object Oriented Programming in Python.docx
+++ b/Day 1/OOP/Object Oriented Programming in Python.docx
@@ -3333,49 +3333,83 @@
       </w:pPr>
       <w:r>
         <w:lastRenderedPageBreak/>
-        <w:t>Class Attribute (Exam Definition)</w:t>
+        <w:t xml:space="preserve">Class Attribute </w:t>
       </w:r>
     </w:p>
     <w:p>
       <w:pPr>
         <w:pStyle w:val="NormalWeb"/>
-      </w:pPr>
-      <w:r>
+        <w:rPr>
+          <w:color w:val="FF0000"/>
+        </w:rPr>
+      </w:pPr>
+      <w:r>
+        <w:rPr>
+          <w:color w:val="FF0000"/>
+          <w:highlight w:val="yellow"/>
+        </w:rPr>
         <w:t xml:space="preserve">A </w:t>
       </w:r>
       <w:r>
         <w:rPr>
           <w:rStyle w:val="Strong"/>
           <w:rFonts w:eastAsiaTheme="majorEastAsia"/>
+          <w:color w:val="FF0000"/>
+          <w:highlight w:val="yellow"/>
         </w:rPr>
         <w:t>class attribute</w:t>
       </w:r>
       <w:r>
-        <w:t xml:space="preserve"> is </w:t>
-      </w:r>
-      <w:bookmarkStart w:id="0" w:name="_GoBack"/>
-      <w:bookmarkEnd w:id="0"/>
-      <w:r>
-        <w:t xml:space="preserve">a variable that belongs to the </w:t>
-      </w:r>
-      <w:r>
-        <w:rPr>
-          <w:rStyle w:val="Strong"/>
-          <w:rFonts w:eastAsiaTheme="majorEastAsia"/>
+        <w:rPr>
+          <w:color w:val="FF0000"/>
+          <w:highlight w:val="yellow"/>
+        </w:rPr>
+        <w:t xml:space="preserve"> is a variable that</w:t>
+      </w:r>
+      <w:r>
+        <w:rPr>
+          <w:color w:val="FF0000"/>
+          <w:highlight w:val="yellow"/>
+        </w:rPr>
+        <w:t xml:space="preserve"> directly</w:t>
+      </w:r>
+      <w:r>
+        <w:rPr>
+          <w:color w:val="FF0000"/>
+          <w:highlight w:val="yellow"/>
+        </w:rPr>
+        <w:t xml:space="preserve"> belongs to the </w:t>
+      </w:r>
+      <w:r>
+        <w:rPr>
+          <w:rStyle w:val="Strong"/>
+          <w:rFonts w:eastAsiaTheme="majorEastAsia"/>
+          <w:color w:val="FF0000"/>
+          <w:highlight w:val="yellow"/>
         </w:rPr>
         <w:t>class</w:t>
       </w:r>
       <w:r>
+        <w:rPr>
+          <w:color w:val="FF0000"/>
+          <w:highlight w:val="yellow"/>
+        </w:rPr>
         <w:t xml:space="preserve">. It is </w:t>
       </w:r>
       <w:r>
         <w:rPr>
           <w:rStyle w:val="Strong"/>
           <w:rFonts w:eastAsiaTheme="majorEastAsia"/>
+          <w:color w:val="FF0000"/>
+          <w:highlight w:val="yellow"/>
         </w:rPr>
         <w:t>shared by all objects</w:t>
       </w:r>
       <w:r>
+        <w:rPr>
+          <w:color w:val="FF0000"/>
+          <w:highlight w:val="yellow"/>
+        </w:rPr>
         <w:t xml:space="preserve"> of that class.</w:t>
       </w:r>
     </w:p>
@@ -3384,6 +3418,14 @@
         <w:pStyle w:val="NormalWeb"/>
       </w:pPr>
       <w:r>
+        <w:t>An attribute that belongs to the class rather than a particular object.</w:t>
+      </w:r>
+    </w:p>
+    <w:p>
+      <w:pPr>
+        <w:pStyle w:val="NormalWeb"/>
+      </w:pPr>
+      <w:r>
         <w:rPr>
           <w:rStyle w:val="Strong"/>
           <w:rFonts w:eastAsiaTheme="majorEastAsia"/>
@@ -3393,312 +3435,1118 @@
     </w:p>
     <w:p>
       <w:pPr>
-        <w:pStyle w:val="HTMLPreformatted"/>
-      </w:pPr>
-      <w:r>
-        <w:rPr>
-          <w:rStyle w:val="v"/>
-          <w:rFonts w:eastAsiaTheme="majorEastAsia"/>
+        <w:shd w:val="clear" w:color="auto" w:fill="121314"/>
+        <w:spacing w:after="0" w:line="285" w:lineRule="atLeast"/>
+        <w:jc w:val="left"/>
+        <w:rPr>
+          <w:rFonts w:ascii="Consolas" w:eastAsia="Times New Roman" w:hAnsi="Consolas" w:cs="Times New Roman"/>
+          <w:color w:val="BBBEBF"/>
+          <w:sz w:val="21"/>
+        </w:rPr>
+      </w:pPr>
+      <w:r>
+        <w:rPr>
+          <w:rFonts w:ascii="Consolas" w:eastAsia="Times New Roman" w:hAnsi="Consolas" w:cs="Times New Roman"/>
+          <w:color w:val="FF7B72"/>
+          <w:sz w:val="21"/>
         </w:rPr>
         <w:t>class</w:t>
       </w:r>
       <w:r>
         <w:rPr>
+          <w:rFonts w:ascii="Consolas" w:eastAsia="Times New Roman" w:hAnsi="Consolas" w:cs="Times New Roman"/>
+          <w:color w:val="BBBEBF"/>
+          <w:sz w:val="21"/>
+        </w:rPr>
+        <w:t xml:space="preserve"> </w:t>
+      </w:r>
+      <w:r>
+        <w:rPr>
+          <w:rFonts w:ascii="Consolas" w:eastAsia="Times New Roman" w:hAnsi="Consolas" w:cs="Times New Roman"/>
+          <w:color w:val="4EC9B0"/>
+          <w:sz w:val="21"/>
+        </w:rPr>
+        <w:t>Employee</w:t>
+      </w:r>
+      <w:r>
+        <w:rPr>
+          <w:rFonts w:ascii="Consolas" w:eastAsia="Times New Roman" w:hAnsi="Consolas" w:cs="Times New Roman"/>
+          <w:color w:val="BBBEBF"/>
+          <w:sz w:val="21"/>
+        </w:rPr>
+        <w:t>:</w:t>
+      </w:r>
+    </w:p>
+    <w:p>
+      <w:pPr>
+        <w:shd w:val="clear" w:color="auto" w:fill="121314"/>
+        <w:spacing w:after="0" w:line="285" w:lineRule="atLeast"/>
+        <w:jc w:val="left"/>
+        <w:rPr>
+          <w:rFonts w:ascii="Consolas" w:eastAsia="Times New Roman" w:hAnsi="Consolas" w:cs="Times New Roman"/>
+          <w:color w:val="BBBEBF"/>
+          <w:sz w:val="21"/>
+        </w:rPr>
+      </w:pPr>
+      <w:r>
+        <w:rPr>
+          <w:rFonts w:ascii="Consolas" w:eastAsia="Times New Roman" w:hAnsi="Consolas" w:cs="Times New Roman"/>
+          <w:color w:val="BBBEBF"/>
+          <w:sz w:val="21"/>
+        </w:rPr>
+        <w:t xml:space="preserve">    </w:t>
+      </w:r>
+      <w:r>
+        <w:rPr>
+          <w:rFonts w:ascii="Consolas" w:eastAsia="Times New Roman" w:hAnsi="Consolas" w:cs="Times New Roman"/>
+          <w:color w:val="C9D1D9"/>
+          <w:sz w:val="21"/>
+        </w:rPr>
+        <w:t>company</w:t>
+      </w:r>
+      <w:r>
+        <w:rPr>
+          <w:rFonts w:ascii="Consolas" w:eastAsia="Times New Roman" w:hAnsi="Consolas" w:cs="Times New Roman"/>
+          <w:color w:val="BBBEBF"/>
+          <w:sz w:val="21"/>
+        </w:rPr>
+        <w:t xml:space="preserve"> </w:t>
+      </w:r>
+      <w:r>
+        <w:rPr>
+          <w:rFonts w:ascii="Consolas" w:eastAsia="Times New Roman" w:hAnsi="Consolas" w:cs="Times New Roman"/>
+          <w:color w:val="D4D4D4"/>
+          <w:sz w:val="21"/>
+        </w:rPr>
+        <w:t>=</w:t>
+      </w:r>
+      <w:r>
+        <w:rPr>
+          <w:rFonts w:ascii="Consolas" w:eastAsia="Times New Roman" w:hAnsi="Consolas" w:cs="Times New Roman"/>
+          <w:color w:val="BBBEBF"/>
+          <w:sz w:val="21"/>
+        </w:rPr>
+        <w:t xml:space="preserve"> </w:t>
+      </w:r>
+      <w:r>
+        <w:rPr>
+          <w:rFonts w:ascii="Consolas" w:eastAsia="Times New Roman" w:hAnsi="Consolas" w:cs="Times New Roman"/>
+          <w:color w:val="A5D6FF"/>
+          <w:sz w:val="21"/>
+        </w:rPr>
+        <w:t>"Google"</w:t>
+      </w:r>
+      <w:r>
+        <w:rPr>
+          <w:rFonts w:ascii="Consolas" w:eastAsia="Times New Roman" w:hAnsi="Consolas" w:cs="Times New Roman"/>
+          <w:color w:val="BBBEBF"/>
+          <w:sz w:val="21"/>
+        </w:rPr>
+        <w:t xml:space="preserve">   </w:t>
+      </w:r>
+      <w:r>
+        <w:rPr>
+          <w:rFonts w:ascii="Consolas" w:eastAsia="Times New Roman" w:hAnsi="Consolas" w:cs="Times New Roman"/>
+          <w:color w:val="8B949E"/>
+          <w:sz w:val="21"/>
+        </w:rPr>
+        <w:t># Class attribute</w:t>
+      </w:r>
+    </w:p>
+    <w:p>
+      <w:pPr>
+        <w:shd w:val="clear" w:color="auto" w:fill="121314"/>
+        <w:spacing w:after="0" w:line="285" w:lineRule="atLeast"/>
+        <w:jc w:val="left"/>
+        <w:rPr>
+          <w:rFonts w:ascii="Consolas" w:eastAsia="Times New Roman" w:hAnsi="Consolas" w:cs="Times New Roman"/>
+          <w:color w:val="BBBEBF"/>
+          <w:sz w:val="21"/>
+        </w:rPr>
+      </w:pPr>
+    </w:p>
+    <w:p>
+      <w:pPr>
+        <w:shd w:val="clear" w:color="auto" w:fill="121314"/>
+        <w:spacing w:after="0" w:line="285" w:lineRule="atLeast"/>
+        <w:jc w:val="left"/>
+        <w:rPr>
+          <w:rFonts w:ascii="Consolas" w:eastAsia="Times New Roman" w:hAnsi="Consolas" w:cs="Times New Roman"/>
+          <w:color w:val="BBBEBF"/>
+          <w:sz w:val="21"/>
+        </w:rPr>
+      </w:pPr>
+      <w:r>
+        <w:rPr>
+          <w:rFonts w:ascii="Consolas" w:eastAsia="Times New Roman" w:hAnsi="Consolas" w:cs="Times New Roman"/>
+          <w:color w:val="C9D1D9"/>
+          <w:sz w:val="21"/>
+        </w:rPr>
+        <w:t>emp1</w:t>
+      </w:r>
+      <w:r>
+        <w:rPr>
+          <w:rFonts w:ascii="Consolas" w:eastAsia="Times New Roman" w:hAnsi="Consolas" w:cs="Times New Roman"/>
+          <w:color w:val="BBBEBF"/>
+          <w:sz w:val="21"/>
+        </w:rPr>
+        <w:t xml:space="preserve"> </w:t>
+      </w:r>
+      <w:r>
+        <w:rPr>
+          <w:rFonts w:ascii="Consolas" w:eastAsia="Times New Roman" w:hAnsi="Consolas" w:cs="Times New Roman"/>
+          <w:color w:val="D4D4D4"/>
+          <w:sz w:val="21"/>
+        </w:rPr>
+        <w:t>=</w:t>
+      </w:r>
+      <w:r>
+        <w:rPr>
+          <w:rFonts w:ascii="Consolas" w:eastAsia="Times New Roman" w:hAnsi="Consolas" w:cs="Times New Roman"/>
+          <w:color w:val="BBBEBF"/>
+          <w:sz w:val="21"/>
+        </w:rPr>
+        <w:t xml:space="preserve"> </w:t>
+      </w:r>
+      <w:proofErr w:type="gramStart"/>
+      <w:r>
+        <w:rPr>
+          <w:rFonts w:ascii="Consolas" w:eastAsia="Times New Roman" w:hAnsi="Consolas" w:cs="Times New Roman"/>
+          <w:color w:val="4EC9B0"/>
+          <w:sz w:val="21"/>
+        </w:rPr>
+        <w:t>Employee</w:t>
+      </w:r>
+      <w:r>
+        <w:rPr>
+          <w:rFonts w:ascii="Consolas" w:eastAsia="Times New Roman" w:hAnsi="Consolas" w:cs="Times New Roman"/>
+          <w:color w:val="BBBEBF"/>
+          <w:sz w:val="21"/>
+        </w:rPr>
+        <w:t>(</w:t>
+      </w:r>
+      <w:proofErr w:type="gramEnd"/>
+      <w:r>
+        <w:rPr>
+          <w:rFonts w:ascii="Consolas" w:eastAsia="Times New Roman" w:hAnsi="Consolas" w:cs="Times New Roman"/>
+          <w:color w:val="BBBEBF"/>
+          <w:sz w:val="21"/>
+        </w:rPr>
+        <w:t>)</w:t>
+      </w:r>
+    </w:p>
+    <w:p>
+      <w:pPr>
+        <w:shd w:val="clear" w:color="auto" w:fill="121314"/>
+        <w:spacing w:after="0" w:line="285" w:lineRule="atLeast"/>
+        <w:jc w:val="left"/>
+        <w:rPr>
+          <w:rFonts w:ascii="Consolas" w:eastAsia="Times New Roman" w:hAnsi="Consolas" w:cs="Times New Roman"/>
+          <w:color w:val="BBBEBF"/>
+          <w:sz w:val="21"/>
+        </w:rPr>
+      </w:pPr>
+      <w:r>
+        <w:rPr>
+          <w:rFonts w:ascii="Consolas" w:eastAsia="Times New Roman" w:hAnsi="Consolas" w:cs="Times New Roman"/>
+          <w:color w:val="C9D1D9"/>
+          <w:sz w:val="21"/>
+        </w:rPr>
+        <w:t>emp2</w:t>
+      </w:r>
+      <w:r>
+        <w:rPr>
+          <w:rFonts w:ascii="Consolas" w:eastAsia="Times New Roman" w:hAnsi="Consolas" w:cs="Times New Roman"/>
+          <w:color w:val="BBBEBF"/>
+          <w:sz w:val="21"/>
+        </w:rPr>
+        <w:t xml:space="preserve"> </w:t>
+      </w:r>
+      <w:r>
+        <w:rPr>
+          <w:rFonts w:ascii="Consolas" w:eastAsia="Times New Roman" w:hAnsi="Consolas" w:cs="Times New Roman"/>
+          <w:color w:val="D4D4D4"/>
+          <w:sz w:val="21"/>
+        </w:rPr>
+        <w:t>=</w:t>
+      </w:r>
+      <w:r>
+        <w:rPr>
+          <w:rFonts w:ascii="Consolas" w:eastAsia="Times New Roman" w:hAnsi="Consolas" w:cs="Times New Roman"/>
+          <w:color w:val="BBBEBF"/>
+          <w:sz w:val="21"/>
+        </w:rPr>
+        <w:t xml:space="preserve"> </w:t>
+      </w:r>
+      <w:proofErr w:type="gramStart"/>
+      <w:r>
+        <w:rPr>
+          <w:rFonts w:ascii="Consolas" w:eastAsia="Times New Roman" w:hAnsi="Consolas" w:cs="Times New Roman"/>
+          <w:color w:val="4EC9B0"/>
+          <w:sz w:val="21"/>
+        </w:rPr>
+        <w:t>Employee</w:t>
+      </w:r>
+      <w:r>
+        <w:rPr>
+          <w:rFonts w:ascii="Consolas" w:eastAsia="Times New Roman" w:hAnsi="Consolas" w:cs="Times New Roman"/>
+          <w:color w:val="BBBEBF"/>
+          <w:sz w:val="21"/>
+        </w:rPr>
+        <w:t>(</w:t>
+      </w:r>
+      <w:proofErr w:type="gramEnd"/>
+      <w:r>
+        <w:rPr>
+          <w:rFonts w:ascii="Consolas" w:eastAsia="Times New Roman" w:hAnsi="Consolas" w:cs="Times New Roman"/>
+          <w:color w:val="BBBEBF"/>
+          <w:sz w:val="21"/>
+        </w:rPr>
+        <w:t>)</w:t>
+      </w:r>
+    </w:p>
+    <w:p>
+      <w:pPr>
+        <w:shd w:val="clear" w:color="auto" w:fill="121314"/>
+        <w:spacing w:after="0" w:line="285" w:lineRule="atLeast"/>
+        <w:jc w:val="left"/>
+        <w:rPr>
+          <w:rFonts w:ascii="Consolas" w:eastAsia="Times New Roman" w:hAnsi="Consolas" w:cs="Times New Roman"/>
+          <w:color w:val="BBBEBF"/>
+          <w:sz w:val="21"/>
+        </w:rPr>
+      </w:pPr>
+    </w:p>
+    <w:p>
+      <w:pPr>
+        <w:shd w:val="clear" w:color="auto" w:fill="121314"/>
+        <w:spacing w:after="0" w:line="285" w:lineRule="atLeast"/>
+        <w:jc w:val="left"/>
+        <w:rPr>
+          <w:rFonts w:ascii="Consolas" w:eastAsia="Times New Roman" w:hAnsi="Consolas" w:cs="Times New Roman"/>
+          <w:color w:val="BBBEBF"/>
+          <w:sz w:val="21"/>
+        </w:rPr>
+      </w:pPr>
+      <w:proofErr w:type="gramStart"/>
+      <w:r>
+        <w:rPr>
+          <w:rFonts w:ascii="Consolas" w:eastAsia="Times New Roman" w:hAnsi="Consolas" w:cs="Times New Roman"/>
+          <w:color w:val="D2A8FF"/>
+          <w:sz w:val="21"/>
+        </w:rPr>
+        <w:t>print</w:t>
+      </w:r>
+      <w:r>
+        <w:rPr>
+          <w:rFonts w:ascii="Consolas" w:eastAsia="Times New Roman" w:hAnsi="Consolas" w:cs="Times New Roman"/>
+          <w:color w:val="BBBEBF"/>
+          <w:sz w:val="21"/>
+        </w:rPr>
+        <w:t>(</w:t>
+      </w:r>
+      <w:proofErr w:type="gramEnd"/>
+      <w:r>
+        <w:rPr>
+          <w:rFonts w:ascii="Consolas" w:eastAsia="Times New Roman" w:hAnsi="Consolas" w:cs="Times New Roman"/>
+          <w:color w:val="C9D1D9"/>
+          <w:sz w:val="21"/>
+        </w:rPr>
+        <w:t>emp1</w:t>
+      </w:r>
+      <w:r>
+        <w:rPr>
+          <w:rFonts w:ascii="Consolas" w:eastAsia="Times New Roman" w:hAnsi="Consolas" w:cs="Times New Roman"/>
+          <w:color w:val="BBBEBF"/>
+          <w:sz w:val="21"/>
+        </w:rPr>
+        <w:t>.</w:t>
+      </w:r>
+      <w:r>
+        <w:rPr>
+          <w:rFonts w:ascii="Consolas" w:eastAsia="Times New Roman" w:hAnsi="Consolas" w:cs="Times New Roman"/>
+          <w:color w:val="C9D1D9"/>
+          <w:sz w:val="21"/>
+        </w:rPr>
+        <w:t>company</w:t>
+      </w:r>
+      <w:r>
+        <w:rPr>
+          <w:rFonts w:ascii="Consolas" w:eastAsia="Times New Roman" w:hAnsi="Consolas" w:cs="Times New Roman"/>
+          <w:color w:val="BBBEBF"/>
+          <w:sz w:val="21"/>
+        </w:rPr>
+        <w:t xml:space="preserve">)   </w:t>
+      </w:r>
+      <w:r>
+        <w:rPr>
+          <w:rFonts w:ascii="Consolas" w:eastAsia="Times New Roman" w:hAnsi="Consolas" w:cs="Times New Roman"/>
+          <w:color w:val="8B949E"/>
+          <w:sz w:val="21"/>
+        </w:rPr>
+        <w:t># Google</w:t>
+      </w:r>
+    </w:p>
+    <w:p>
+      <w:pPr>
+        <w:shd w:val="clear" w:color="auto" w:fill="121314"/>
+        <w:spacing w:after="0" w:line="285" w:lineRule="atLeast"/>
+        <w:jc w:val="left"/>
+        <w:rPr>
+          <w:rFonts w:ascii="Consolas" w:eastAsia="Times New Roman" w:hAnsi="Consolas" w:cs="Times New Roman"/>
+          <w:color w:val="BBBEBF"/>
+          <w:sz w:val="21"/>
+        </w:rPr>
+      </w:pPr>
+      <w:proofErr w:type="gramStart"/>
+      <w:r>
+        <w:rPr>
+          <w:rFonts w:ascii="Consolas" w:eastAsia="Times New Roman" w:hAnsi="Consolas" w:cs="Times New Roman"/>
+          <w:color w:val="D2A8FF"/>
+          <w:sz w:val="21"/>
+        </w:rPr>
+        <w:t>print</w:t>
+      </w:r>
+      <w:r>
+        <w:rPr>
+          <w:rFonts w:ascii="Consolas" w:eastAsia="Times New Roman" w:hAnsi="Consolas" w:cs="Times New Roman"/>
+          <w:color w:val="BBBEBF"/>
+          <w:sz w:val="21"/>
+        </w:rPr>
+        <w:t>(</w:t>
+      </w:r>
+      <w:proofErr w:type="gramEnd"/>
+      <w:r>
+        <w:rPr>
+          <w:rFonts w:ascii="Consolas" w:eastAsia="Times New Roman" w:hAnsi="Consolas" w:cs="Times New Roman"/>
+          <w:color w:val="C9D1D9"/>
+          <w:sz w:val="21"/>
+        </w:rPr>
+        <w:t>emp2</w:t>
+      </w:r>
+      <w:r>
+        <w:rPr>
+          <w:rFonts w:ascii="Consolas" w:eastAsia="Times New Roman" w:hAnsi="Consolas" w:cs="Times New Roman"/>
+          <w:color w:val="BBBEBF"/>
+          <w:sz w:val="21"/>
+        </w:rPr>
+        <w:t>.</w:t>
+      </w:r>
+      <w:r>
+        <w:rPr>
+          <w:rFonts w:ascii="Consolas" w:eastAsia="Times New Roman" w:hAnsi="Consolas" w:cs="Times New Roman"/>
+          <w:color w:val="C9D1D9"/>
+          <w:sz w:val="21"/>
+        </w:rPr>
+        <w:t>company</w:t>
+      </w:r>
+      <w:r>
+        <w:rPr>
+          <w:rFonts w:ascii="Consolas" w:eastAsia="Times New Roman" w:hAnsi="Consolas" w:cs="Times New Roman"/>
+          <w:color w:val="BBBEBF"/>
+          <w:sz w:val="21"/>
+        </w:rPr>
+        <w:t xml:space="preserve">)   </w:t>
+      </w:r>
+      <w:r>
+        <w:rPr>
+          <w:rFonts w:ascii="Consolas" w:eastAsia="Times New Roman" w:hAnsi="Consolas" w:cs="Times New Roman"/>
+          <w:color w:val="8B949E"/>
+          <w:sz w:val="21"/>
+        </w:rPr>
+        <w:t># Google</w:t>
+      </w:r>
+    </w:p>
+    <w:p>
+      <w:pPr>
+        <w:shd w:val="clear" w:color="auto" w:fill="121314"/>
+        <w:spacing w:after="0" w:line="285" w:lineRule="atLeast"/>
+        <w:jc w:val="left"/>
+        <w:rPr>
+          <w:rFonts w:ascii="Consolas" w:eastAsia="Times New Roman" w:hAnsi="Consolas" w:cs="Times New Roman"/>
+          <w:color w:val="BBBEBF"/>
+          <w:sz w:val="21"/>
+        </w:rPr>
+      </w:pPr>
+    </w:p>
+    <w:p>
+      <w:pPr>
+        <w:pStyle w:val="NormalWeb"/>
+      </w:pPr>
+      <w:r>
+        <w:t xml:space="preserve">Both </w:t>
+      </w:r>
+      <w:r>
+        <w:rPr>
           <w:rStyle w:val="HTMLCode"/>
           <w:rFonts w:eastAsiaTheme="majorEastAsia"/>
         </w:rPr>
+        <w:t>emp1</w:t>
+      </w:r>
+      <w:r>
+        <w:t xml:space="preserve"> and </w:t>
+      </w:r>
+      <w:r>
+        <w:rPr>
+          <w:rStyle w:val="HTMLCode"/>
+          <w:rFonts w:eastAsiaTheme="majorEastAsia"/>
+        </w:rPr>
+        <w:t>emp2</w:t>
+      </w:r>
+      <w:r>
+        <w:t xml:space="preserve"> share the same </w:t>
+      </w:r>
+      <w:r>
+        <w:rPr>
+          <w:rStyle w:val="HTMLCode"/>
+          <w:rFonts w:eastAsiaTheme="majorEastAsia"/>
+        </w:rPr>
+        <w:t>company</w:t>
+      </w:r>
+      <w:r>
+        <w:t xml:space="preserve"> value.</w:t>
+      </w:r>
+    </w:p>
+    <w:p>
+      <w:pPr>
+        <w:pStyle w:val="Heading2"/>
+      </w:pPr>
+      <w:r>
+        <w:t xml:space="preserve">Object (Instance) Attribute </w:t>
+      </w:r>
+    </w:p>
+    <w:p>
+      <w:pPr>
+        <w:pStyle w:val="NormalWeb"/>
+      </w:pPr>
+      <w:r>
+        <w:t xml:space="preserve">An </w:t>
+      </w:r>
+      <w:r>
+        <w:rPr>
+          <w:rStyle w:val="Strong"/>
+          <w:rFonts w:eastAsiaTheme="majorEastAsia"/>
+        </w:rPr>
+        <w:t>object attribute</w:t>
+      </w:r>
+      <w:r>
+        <w:t xml:space="preserve"> (or </w:t>
+      </w:r>
+      <w:r>
+        <w:rPr>
+          <w:rStyle w:val="Strong"/>
+          <w:rFonts w:eastAsiaTheme="majorEastAsia"/>
+        </w:rPr>
+        <w:t>instance attribute</w:t>
+      </w:r>
+      <w:r>
+        <w:t xml:space="preserve">) is a variable that belongs to a </w:t>
+      </w:r>
+      <w:r>
+        <w:rPr>
+          <w:rStyle w:val="Strong"/>
+          <w:rFonts w:eastAsiaTheme="majorEastAsia"/>
+        </w:rPr>
+        <w:t>specific object</w:t>
+      </w:r>
+      <w:r>
+        <w:t xml:space="preserve">. Each object can have its </w:t>
+      </w:r>
+      <w:r>
+        <w:rPr>
+          <w:rStyle w:val="Strong"/>
+          <w:rFonts w:eastAsiaTheme="majorEastAsia"/>
+        </w:rPr>
+        <w:t>own different value</w:t>
+      </w:r>
+      <w:r>
+        <w:t>.</w:t>
+      </w:r>
+    </w:p>
+    <w:p>
+      <w:pPr>
+        <w:pStyle w:val="NormalWeb"/>
+      </w:pPr>
+      <w:r>
+        <w:rPr>
+          <w:rStyle w:val="Strong"/>
+          <w:rFonts w:eastAsiaTheme="majorEastAsia"/>
+        </w:rPr>
+        <w:t>Example:</w:t>
+      </w:r>
+    </w:p>
+    <w:p>
+      <w:pPr>
+        <w:shd w:val="clear" w:color="auto" w:fill="121314"/>
+        <w:spacing w:after="0" w:line="285" w:lineRule="atLeast"/>
+        <w:jc w:val="left"/>
+        <w:rPr>
+          <w:rFonts w:ascii="Consolas" w:eastAsia="Times New Roman" w:hAnsi="Consolas" w:cs="Times New Roman"/>
+          <w:color w:val="BBBEBF"/>
+          <w:sz w:val="21"/>
+        </w:rPr>
+      </w:pPr>
+      <w:r>
+        <w:rPr>
+          <w:rFonts w:ascii="Consolas" w:eastAsia="Times New Roman" w:hAnsi="Consolas" w:cs="Times New Roman"/>
+          <w:color w:val="FF7B72"/>
+          <w:sz w:val="21"/>
+        </w:rPr>
+        <w:t>class</w:t>
+      </w:r>
+      <w:r>
+        <w:rPr>
+          <w:rFonts w:ascii="Consolas" w:eastAsia="Times New Roman" w:hAnsi="Consolas" w:cs="Times New Roman"/>
+          <w:color w:val="BBBEBF"/>
+          <w:sz w:val="21"/>
+        </w:rPr>
         <w:t xml:space="preserve"> </w:t>
       </w:r>
       <w:r>
         <w:rPr>
-          <w:rStyle w:val="10"/>
-          <w:rFonts w:eastAsiaTheme="majorEastAsia"/>
+          <w:rFonts w:ascii="Consolas" w:eastAsia="Times New Roman" w:hAnsi="Consolas" w:cs="Times New Roman"/>
+          <w:color w:val="4EC9B0"/>
+          <w:sz w:val="21"/>
         </w:rPr>
         <w:t>Employee</w:t>
       </w:r>
       <w:r>
         <w:rPr>
+          <w:rFonts w:ascii="Consolas" w:eastAsia="Times New Roman" w:hAnsi="Consolas" w:cs="Times New Roman"/>
+          <w:color w:val="BBBEBF"/>
+          <w:sz w:val="21"/>
+        </w:rPr>
+        <w:t>:</w:t>
+      </w:r>
+    </w:p>
+    <w:p>
+      <w:pPr>
+        <w:shd w:val="clear" w:color="auto" w:fill="121314"/>
+        <w:spacing w:after="0" w:line="285" w:lineRule="atLeast"/>
+        <w:jc w:val="left"/>
+        <w:rPr>
+          <w:rFonts w:ascii="Consolas" w:eastAsia="Times New Roman" w:hAnsi="Consolas" w:cs="Times New Roman"/>
+          <w:color w:val="BBBEBF"/>
+          <w:sz w:val="21"/>
+        </w:rPr>
+      </w:pPr>
+      <w:r>
+        <w:rPr>
+          <w:rFonts w:ascii="Consolas" w:eastAsia="Times New Roman" w:hAnsi="Consolas" w:cs="Times New Roman"/>
+          <w:color w:val="BBBEBF"/>
+          <w:sz w:val="21"/>
+        </w:rPr>
+        <w:t xml:space="preserve">    </w:t>
+      </w:r>
+      <w:r>
+        <w:rPr>
+          <w:rFonts w:ascii="Consolas" w:eastAsia="Times New Roman" w:hAnsi="Consolas" w:cs="Times New Roman"/>
+          <w:color w:val="C9D1D9"/>
+          <w:sz w:val="21"/>
+        </w:rPr>
+        <w:t>company</w:t>
+      </w:r>
+      <w:r>
+        <w:rPr>
+          <w:rFonts w:ascii="Consolas" w:eastAsia="Times New Roman" w:hAnsi="Consolas" w:cs="Times New Roman"/>
+          <w:color w:val="BBBEBF"/>
+          <w:sz w:val="21"/>
+        </w:rPr>
+        <w:t xml:space="preserve"> </w:t>
+      </w:r>
+      <w:r>
+        <w:rPr>
+          <w:rFonts w:ascii="Consolas" w:eastAsia="Times New Roman" w:hAnsi="Consolas" w:cs="Times New Roman"/>
+          <w:color w:val="D4D4D4"/>
+          <w:sz w:val="21"/>
+        </w:rPr>
+        <w:t>=</w:t>
+      </w:r>
+      <w:r>
+        <w:rPr>
+          <w:rFonts w:ascii="Consolas" w:eastAsia="Times New Roman" w:hAnsi="Consolas" w:cs="Times New Roman"/>
+          <w:color w:val="BBBEBF"/>
+          <w:sz w:val="21"/>
+        </w:rPr>
+        <w:t xml:space="preserve"> </w:t>
+      </w:r>
+      <w:r>
+        <w:rPr>
+          <w:rFonts w:ascii="Consolas" w:eastAsia="Times New Roman" w:hAnsi="Consolas" w:cs="Times New Roman"/>
+          <w:color w:val="A5D6FF"/>
+          <w:sz w:val="21"/>
+        </w:rPr>
+        <w:t>"Google"</w:t>
+      </w:r>
+      <w:r>
+        <w:rPr>
+          <w:rFonts w:ascii="Consolas" w:eastAsia="Times New Roman" w:hAnsi="Consolas" w:cs="Times New Roman"/>
+          <w:color w:val="BBBEBF"/>
+          <w:sz w:val="21"/>
+        </w:rPr>
+        <w:t xml:space="preserve">   </w:t>
+      </w:r>
+      <w:r>
+        <w:rPr>
+          <w:rFonts w:ascii="Consolas" w:eastAsia="Times New Roman" w:hAnsi="Consolas" w:cs="Times New Roman"/>
+          <w:color w:val="8B949E"/>
+          <w:sz w:val="21"/>
+        </w:rPr>
+        <w:t># Class attribute</w:t>
+      </w:r>
+    </w:p>
+    <w:p>
+      <w:pPr>
+        <w:shd w:val="clear" w:color="auto" w:fill="121314"/>
+        <w:spacing w:after="0" w:line="285" w:lineRule="atLeast"/>
+        <w:jc w:val="left"/>
+        <w:rPr>
+          <w:rFonts w:ascii="Consolas" w:eastAsia="Times New Roman" w:hAnsi="Consolas" w:cs="Times New Roman"/>
+          <w:color w:val="BBBEBF"/>
+          <w:sz w:val="21"/>
+        </w:rPr>
+      </w:pPr>
+    </w:p>
+    <w:p>
+      <w:pPr>
+        <w:shd w:val="clear" w:color="auto" w:fill="121314"/>
+        <w:spacing w:after="0" w:line="285" w:lineRule="atLeast"/>
+        <w:jc w:val="left"/>
+        <w:rPr>
+          <w:rFonts w:ascii="Consolas" w:eastAsia="Times New Roman" w:hAnsi="Consolas" w:cs="Times New Roman"/>
+          <w:color w:val="BBBEBF"/>
+          <w:sz w:val="21"/>
+        </w:rPr>
+      </w:pPr>
+      <w:r>
+        <w:rPr>
+          <w:rFonts w:ascii="Consolas" w:eastAsia="Times New Roman" w:hAnsi="Consolas" w:cs="Times New Roman"/>
+          <w:color w:val="C9D1D9"/>
+          <w:sz w:val="21"/>
+        </w:rPr>
+        <w:t>emp1</w:t>
+      </w:r>
+      <w:r>
+        <w:rPr>
+          <w:rFonts w:ascii="Consolas" w:eastAsia="Times New Roman" w:hAnsi="Consolas" w:cs="Times New Roman"/>
+          <w:color w:val="BBBEBF"/>
+          <w:sz w:val="21"/>
+        </w:rPr>
+        <w:t xml:space="preserve"> </w:t>
+      </w:r>
+      <w:r>
+        <w:rPr>
+          <w:rFonts w:ascii="Consolas" w:eastAsia="Times New Roman" w:hAnsi="Consolas" w:cs="Times New Roman"/>
+          <w:color w:val="D4D4D4"/>
+          <w:sz w:val="21"/>
+        </w:rPr>
+        <w:t>=</w:t>
+      </w:r>
+      <w:r>
+        <w:rPr>
+          <w:rFonts w:ascii="Consolas" w:eastAsia="Times New Roman" w:hAnsi="Consolas" w:cs="Times New Roman"/>
+          <w:color w:val="BBBEBF"/>
+          <w:sz w:val="21"/>
+        </w:rPr>
+        <w:t xml:space="preserve"> </w:t>
+      </w:r>
+      <w:proofErr w:type="gramStart"/>
+      <w:r>
+        <w:rPr>
+          <w:rFonts w:ascii="Consolas" w:eastAsia="Times New Roman" w:hAnsi="Consolas" w:cs="Times New Roman"/>
+          <w:color w:val="4EC9B0"/>
+          <w:sz w:val="21"/>
+        </w:rPr>
+        <w:t>Employee</w:t>
+      </w:r>
+      <w:r>
+        <w:rPr>
+          <w:rFonts w:ascii="Consolas" w:eastAsia="Times New Roman" w:hAnsi="Consolas" w:cs="Times New Roman"/>
+          <w:color w:val="BBBEBF"/>
+          <w:sz w:val="21"/>
+        </w:rPr>
+        <w:t>(</w:t>
+      </w:r>
+      <w:proofErr w:type="gramEnd"/>
+      <w:r>
+        <w:rPr>
+          <w:rFonts w:ascii="Consolas" w:eastAsia="Times New Roman" w:hAnsi="Consolas" w:cs="Times New Roman"/>
+          <w:color w:val="BBBEBF"/>
+          <w:sz w:val="21"/>
+        </w:rPr>
+        <w:t>)</w:t>
+      </w:r>
+    </w:p>
+    <w:p>
+      <w:pPr>
+        <w:shd w:val="clear" w:color="auto" w:fill="121314"/>
+        <w:spacing w:after="0" w:line="285" w:lineRule="atLeast"/>
+        <w:jc w:val="left"/>
+        <w:rPr>
+          <w:rFonts w:ascii="Consolas" w:eastAsia="Times New Roman" w:hAnsi="Consolas" w:cs="Times New Roman"/>
+          <w:color w:val="BBBEBF"/>
+          <w:sz w:val="21"/>
+        </w:rPr>
+      </w:pPr>
+      <w:r>
+        <w:rPr>
+          <w:rFonts w:ascii="Consolas" w:eastAsia="Times New Roman" w:hAnsi="Consolas" w:cs="Times New Roman"/>
+          <w:color w:val="C9D1D9"/>
+          <w:sz w:val="21"/>
+        </w:rPr>
+        <w:t>emp2</w:t>
+      </w:r>
+      <w:r>
+        <w:rPr>
+          <w:rFonts w:ascii="Consolas" w:eastAsia="Times New Roman" w:hAnsi="Consolas" w:cs="Times New Roman"/>
+          <w:color w:val="BBBEBF"/>
+          <w:sz w:val="21"/>
+        </w:rPr>
+        <w:t xml:space="preserve"> </w:t>
+      </w:r>
+      <w:r>
+        <w:rPr>
+          <w:rFonts w:ascii="Consolas" w:eastAsia="Times New Roman" w:hAnsi="Consolas" w:cs="Times New Roman"/>
+          <w:color w:val="D4D4D4"/>
+          <w:sz w:val="21"/>
+        </w:rPr>
+        <w:t>=</w:t>
+      </w:r>
+      <w:r>
+        <w:rPr>
+          <w:rFonts w:ascii="Consolas" w:eastAsia="Times New Roman" w:hAnsi="Consolas" w:cs="Times New Roman"/>
+          <w:color w:val="BBBEBF"/>
+          <w:sz w:val="21"/>
+        </w:rPr>
+        <w:t xml:space="preserve"> </w:t>
+      </w:r>
+      <w:proofErr w:type="gramStart"/>
+      <w:r>
+        <w:rPr>
+          <w:rFonts w:ascii="Consolas" w:eastAsia="Times New Roman" w:hAnsi="Consolas" w:cs="Times New Roman"/>
+          <w:color w:val="4EC9B0"/>
+          <w:sz w:val="21"/>
+        </w:rPr>
+        <w:t>Employee</w:t>
+      </w:r>
+      <w:r>
+        <w:rPr>
+          <w:rFonts w:ascii="Consolas" w:eastAsia="Times New Roman" w:hAnsi="Consolas" w:cs="Times New Roman"/>
+          <w:color w:val="BBBEBF"/>
+          <w:sz w:val="21"/>
+        </w:rPr>
+        <w:t>(</w:t>
+      </w:r>
+      <w:proofErr w:type="gramEnd"/>
+      <w:r>
+        <w:rPr>
+          <w:rFonts w:ascii="Consolas" w:eastAsia="Times New Roman" w:hAnsi="Consolas" w:cs="Times New Roman"/>
+          <w:color w:val="BBBEBF"/>
+          <w:sz w:val="21"/>
+        </w:rPr>
+        <w:t>)</w:t>
+      </w:r>
+    </w:p>
+    <w:p>
+      <w:pPr>
+        <w:shd w:val="clear" w:color="auto" w:fill="121314"/>
+        <w:spacing w:after="0" w:line="285" w:lineRule="atLeast"/>
+        <w:jc w:val="left"/>
+        <w:rPr>
+          <w:rFonts w:ascii="Consolas" w:eastAsia="Times New Roman" w:hAnsi="Consolas" w:cs="Times New Roman"/>
+          <w:color w:val="BBBEBF"/>
+          <w:sz w:val="21"/>
+        </w:rPr>
+      </w:pPr>
+    </w:p>
+    <w:p>
+      <w:pPr>
+        <w:shd w:val="clear" w:color="auto" w:fill="121314"/>
+        <w:spacing w:after="0" w:line="285" w:lineRule="atLeast"/>
+        <w:jc w:val="left"/>
+        <w:rPr>
+          <w:rFonts w:ascii="Consolas" w:eastAsia="Times New Roman" w:hAnsi="Consolas" w:cs="Times New Roman"/>
+          <w:color w:val="BBBEBF"/>
+          <w:sz w:val="21"/>
+        </w:rPr>
+      </w:pPr>
+      <w:r>
+        <w:rPr>
+          <w:rFonts w:ascii="Consolas" w:eastAsia="Times New Roman" w:hAnsi="Consolas" w:cs="Times New Roman"/>
+          <w:color w:val="C9D1D9"/>
+          <w:sz w:val="21"/>
+        </w:rPr>
+        <w:t>emp1</w:t>
+      </w:r>
+      <w:r>
+        <w:rPr>
+          <w:rFonts w:ascii="Consolas" w:eastAsia="Times New Roman" w:hAnsi="Consolas" w:cs="Times New Roman"/>
+          <w:color w:val="BBBEBF"/>
+          <w:sz w:val="21"/>
+        </w:rPr>
+        <w:t xml:space="preserve">.name </w:t>
+      </w:r>
+      <w:r>
+        <w:rPr>
+          <w:rFonts w:ascii="Consolas" w:eastAsia="Times New Roman" w:hAnsi="Consolas" w:cs="Times New Roman"/>
+          <w:color w:val="D4D4D4"/>
+          <w:sz w:val="21"/>
+        </w:rPr>
+        <w:t>=</w:t>
+      </w:r>
+      <w:r>
+        <w:rPr>
+          <w:rFonts w:ascii="Consolas" w:eastAsia="Times New Roman" w:hAnsi="Consolas" w:cs="Times New Roman"/>
+          <w:color w:val="BBBEBF"/>
+          <w:sz w:val="21"/>
+        </w:rPr>
+        <w:t xml:space="preserve"> </w:t>
+      </w:r>
+      <w:r>
+        <w:rPr>
+          <w:rFonts w:ascii="Consolas" w:eastAsia="Times New Roman" w:hAnsi="Consolas" w:cs="Times New Roman"/>
+          <w:color w:val="A5D6FF"/>
+          <w:sz w:val="21"/>
+        </w:rPr>
+        <w:t>"Maryam"</w:t>
+      </w:r>
+      <w:r>
+        <w:rPr>
+          <w:rFonts w:ascii="Consolas" w:eastAsia="Times New Roman" w:hAnsi="Consolas" w:cs="Times New Roman"/>
+          <w:color w:val="BBBEBF"/>
+          <w:sz w:val="21"/>
+        </w:rPr>
+        <w:t xml:space="preserve"> </w:t>
+      </w:r>
+      <w:r>
+        <w:rPr>
+          <w:rFonts w:ascii="Consolas" w:eastAsia="Times New Roman" w:hAnsi="Consolas" w:cs="Times New Roman"/>
+          <w:color w:val="8B949E"/>
+          <w:sz w:val="21"/>
+        </w:rPr>
+        <w:t># instance attribute</w:t>
+      </w:r>
+    </w:p>
+    <w:p>
+      <w:pPr>
+        <w:shd w:val="clear" w:color="auto" w:fill="121314"/>
+        <w:spacing w:after="0" w:line="285" w:lineRule="atLeast"/>
+        <w:jc w:val="left"/>
+        <w:rPr>
+          <w:rFonts w:ascii="Consolas" w:eastAsia="Times New Roman" w:hAnsi="Consolas" w:cs="Times New Roman"/>
+          <w:color w:val="B5CEA8"/>
+          <w:sz w:val="21"/>
+        </w:rPr>
+      </w:pPr>
+      <w:r>
+        <w:rPr>
+          <w:rFonts w:ascii="Consolas" w:eastAsia="Times New Roman" w:hAnsi="Consolas" w:cs="Times New Roman"/>
+          <w:color w:val="C9D1D9"/>
+          <w:sz w:val="21"/>
+        </w:rPr>
+        <w:t>emp1</w:t>
+      </w:r>
+      <w:r>
+        <w:rPr>
+          <w:rFonts w:ascii="Consolas" w:eastAsia="Times New Roman" w:hAnsi="Consolas" w:cs="Times New Roman"/>
+          <w:color w:val="BBBEBF"/>
+          <w:sz w:val="21"/>
+        </w:rPr>
+        <w:t xml:space="preserve">.age </w:t>
+      </w:r>
+      <w:r>
+        <w:rPr>
+          <w:rFonts w:ascii="Consolas" w:eastAsia="Times New Roman" w:hAnsi="Consolas" w:cs="Times New Roman"/>
+          <w:color w:val="D4D4D4"/>
+          <w:sz w:val="21"/>
+        </w:rPr>
+        <w:t>=</w:t>
+      </w:r>
+      <w:r>
+        <w:rPr>
+          <w:rFonts w:ascii="Consolas" w:eastAsia="Times New Roman" w:hAnsi="Consolas" w:cs="Times New Roman"/>
+          <w:color w:val="BBBEBF"/>
+          <w:sz w:val="21"/>
+        </w:rPr>
+        <w:t xml:space="preserve"> </w:t>
+      </w:r>
+      <w:r>
+        <w:rPr>
+          <w:rFonts w:ascii="Consolas" w:eastAsia="Times New Roman" w:hAnsi="Consolas" w:cs="Times New Roman"/>
+          <w:color w:val="B5CEA8"/>
+          <w:sz w:val="21"/>
+        </w:rPr>
+        <w:t>20</w:t>
+      </w:r>
+    </w:p>
+    <w:p>
+      <w:pPr>
+        <w:shd w:val="clear" w:color="auto" w:fill="121314"/>
+        <w:spacing w:after="0" w:line="285" w:lineRule="atLeast"/>
+        <w:jc w:val="left"/>
+        <w:rPr>
+          <w:rFonts w:ascii="Consolas" w:eastAsia="Times New Roman" w:hAnsi="Consolas" w:cs="Times New Roman"/>
+          <w:color w:val="BBBEBF"/>
+          <w:sz w:val="21"/>
+        </w:rPr>
+      </w:pPr>
+      <w:r>
+        <w:rPr>
+          <w:rFonts w:ascii="Consolas" w:eastAsia="Times New Roman" w:hAnsi="Consolas" w:cs="Times New Roman"/>
+          <w:color w:val="B5CEA8"/>
+          <w:sz w:val="21"/>
+        </w:rPr>
+        <w:t xml:space="preserve">emp2.name = </w:t>
+      </w:r>
+      <w:r>
+        <w:rPr>
+          <w:rFonts w:ascii="Consolas" w:eastAsia="Times New Roman" w:hAnsi="Consolas" w:cs="Times New Roman"/>
+          <w:color w:val="A5D6FF"/>
+          <w:sz w:val="21"/>
+        </w:rPr>
+        <w:t>“MAYA”</w:t>
+      </w:r>
+    </w:p>
+    <w:p>
+      <w:pPr>
+        <w:shd w:val="clear" w:color="auto" w:fill="121314"/>
+        <w:spacing w:after="0" w:line="285" w:lineRule="atLeast"/>
+        <w:jc w:val="left"/>
+        <w:rPr>
+          <w:rFonts w:ascii="Consolas" w:eastAsia="Times New Roman" w:hAnsi="Consolas" w:cs="Times New Roman"/>
+          <w:color w:val="BBBEBF"/>
+          <w:sz w:val="21"/>
+        </w:rPr>
+      </w:pPr>
+    </w:p>
+    <w:p>
+      <w:pPr>
+        <w:shd w:val="clear" w:color="auto" w:fill="121314"/>
+        <w:spacing w:after="0" w:line="285" w:lineRule="atLeast"/>
+        <w:jc w:val="left"/>
+        <w:rPr>
+          <w:rFonts w:ascii="Consolas" w:eastAsia="Times New Roman" w:hAnsi="Consolas" w:cs="Times New Roman"/>
+          <w:color w:val="BBBEBF"/>
+          <w:sz w:val="21"/>
+        </w:rPr>
+      </w:pPr>
+      <w:r>
+        <w:rPr>
+          <w:rFonts w:ascii="Consolas" w:eastAsia="Times New Roman" w:hAnsi="Consolas" w:cs="Times New Roman"/>
+          <w:color w:val="D2A8FF"/>
+          <w:sz w:val="21"/>
+        </w:rPr>
+        <w:t>print</w:t>
+      </w:r>
+      <w:r>
+        <w:rPr>
+          <w:rFonts w:ascii="Consolas" w:eastAsia="Times New Roman" w:hAnsi="Consolas" w:cs="Times New Roman"/>
+          <w:color w:val="BBBEBF"/>
+          <w:sz w:val="21"/>
+        </w:rPr>
+        <w:t>(</w:t>
+      </w:r>
+      <w:r>
+        <w:rPr>
+          <w:rFonts w:ascii="Consolas" w:eastAsia="Times New Roman" w:hAnsi="Consolas" w:cs="Times New Roman"/>
+          <w:color w:val="C9D1D9"/>
+          <w:sz w:val="21"/>
+        </w:rPr>
+        <w:t>emp1</w:t>
+      </w:r>
+      <w:r>
+        <w:rPr>
+          <w:rFonts w:ascii="Consolas" w:eastAsia="Times New Roman" w:hAnsi="Consolas" w:cs="Times New Roman"/>
+          <w:color w:val="BBBEBF"/>
+          <w:sz w:val="21"/>
+        </w:rPr>
+        <w:t xml:space="preserve">.name, </w:t>
+      </w:r>
+      <w:proofErr w:type="gramStart"/>
+      <w:r>
+        <w:rPr>
+          <w:rFonts w:ascii="Consolas" w:eastAsia="Times New Roman" w:hAnsi="Consolas" w:cs="Times New Roman"/>
+          <w:color w:val="C9D1D9"/>
+          <w:sz w:val="21"/>
+        </w:rPr>
+        <w:t>emp1</w:t>
+      </w:r>
+      <w:r>
+        <w:rPr>
+          <w:rFonts w:ascii="Consolas" w:eastAsia="Times New Roman" w:hAnsi="Consolas" w:cs="Times New Roman"/>
+          <w:color w:val="BBBEBF"/>
+          <w:sz w:val="21"/>
+        </w:rPr>
+        <w:t>.</w:t>
+      </w:r>
+      <w:r>
+        <w:rPr>
+          <w:rFonts w:ascii="Consolas" w:eastAsia="Times New Roman" w:hAnsi="Consolas" w:cs="Times New Roman"/>
+          <w:color w:val="C9D1D9"/>
+          <w:sz w:val="21"/>
+        </w:rPr>
+        <w:t>company</w:t>
+      </w:r>
+      <w:r>
+        <w:rPr>
+          <w:rFonts w:ascii="Consolas" w:eastAsia="Times New Roman" w:hAnsi="Consolas" w:cs="Times New Roman"/>
+          <w:color w:val="BBBEBF"/>
+          <w:sz w:val="21"/>
+        </w:rPr>
+        <w:t>,</w:t>
+      </w:r>
+      <w:r>
+        <w:rPr>
+          <w:rFonts w:ascii="Consolas" w:eastAsia="Times New Roman" w:hAnsi="Consolas" w:cs="Times New Roman"/>
+          <w:color w:val="C9D1D9"/>
+          <w:sz w:val="21"/>
+        </w:rPr>
+        <w:t>emp1</w:t>
+      </w:r>
+      <w:r>
+        <w:rPr>
+          <w:rFonts w:ascii="Consolas" w:eastAsia="Times New Roman" w:hAnsi="Consolas" w:cs="Times New Roman"/>
+          <w:color w:val="BBBEBF"/>
+          <w:sz w:val="21"/>
+        </w:rPr>
+        <w:t>.age</w:t>
+      </w:r>
+      <w:proofErr w:type="gramEnd"/>
+      <w:r>
+        <w:rPr>
+          <w:rFonts w:ascii="Consolas" w:eastAsia="Times New Roman" w:hAnsi="Consolas" w:cs="Times New Roman"/>
+          <w:color w:val="BBBEBF"/>
+          <w:sz w:val="21"/>
+        </w:rPr>
+        <w:t>)</w:t>
+      </w:r>
+    </w:p>
+    <w:p>
+      <w:pPr>
+        <w:pStyle w:val="NormalWeb"/>
+      </w:pPr>
+      <w:r>
+        <w:t xml:space="preserve">Here, </w:t>
+      </w:r>
+      <w:r>
+        <w:rPr>
           <w:rStyle w:val="HTMLCode"/>
           <w:rFonts w:eastAsiaTheme="majorEastAsia"/>
         </w:rPr>
-        <w:t>:</w:t>
-      </w:r>
-      <w:r>
-        <w:br/>
-      </w:r>
-      <w:r>
-        <w:rPr>
-          <w:rStyle w:val="HTMLCode"/>
-          <w:rFonts w:eastAsiaTheme="majorEastAsia"/>
-        </w:rPr>
-        <w:t xml:space="preserve">    </w:t>
-      </w:r>
-      <w:r>
-        <w:rPr>
-          <w:rStyle w:val="11"/>
-        </w:rPr>
-        <w:t>company</w:t>
-      </w:r>
-      <w:r>
-        <w:rPr>
-          <w:rStyle w:val="HTMLCode"/>
-          <w:rFonts w:eastAsiaTheme="majorEastAsia"/>
-        </w:rPr>
-        <w:t xml:space="preserve"> </w:t>
-      </w:r>
-      <w:r>
-        <w:rPr>
-          <w:rStyle w:val="v"/>
-          <w:rFonts w:eastAsiaTheme="majorEastAsia"/>
-        </w:rPr>
-        <w:t>=</w:t>
-      </w:r>
-      <w:r>
-        <w:rPr>
-          <w:rStyle w:val="HTMLCode"/>
-          <w:rFonts w:eastAsiaTheme="majorEastAsia"/>
-        </w:rPr>
-        <w:t xml:space="preserve"> </w:t>
-      </w:r>
-      <w:r>
-        <w:rPr>
-          <w:rStyle w:val="z"/>
-        </w:rPr>
-        <w:t>"Google"</w:t>
-      </w:r>
-      <w:r>
-        <w:rPr>
-          <w:rStyle w:val="HTMLCode"/>
-          <w:rFonts w:eastAsiaTheme="majorEastAsia"/>
-        </w:rPr>
-        <w:t xml:space="preserve">   </w:t>
-      </w:r>
-      <w:r>
-        <w:rPr>
-          <w:rStyle w:val="t"/>
-        </w:rPr>
-        <w:t># Class attribute</w:t>
-      </w:r>
-      <w:r>
-        <w:br/>
-      </w:r>
-      <w:r>
-        <w:br/>
-      </w:r>
-      <w:r>
-        <w:rPr>
-          <w:rStyle w:val="11"/>
-        </w:rPr>
-        <w:t>emp1</w:t>
-      </w:r>
-      <w:r>
-        <w:rPr>
-          <w:rStyle w:val="HTMLCode"/>
-          <w:rFonts w:eastAsiaTheme="majorEastAsia"/>
-        </w:rPr>
-        <w:t xml:space="preserve"> </w:t>
-      </w:r>
-      <w:r>
-        <w:rPr>
-          <w:rStyle w:val="v"/>
-          <w:rFonts w:eastAsiaTheme="majorEastAsia"/>
-        </w:rPr>
-        <w:t>=</w:t>
-      </w:r>
-      <w:r>
-        <w:rPr>
-          <w:rStyle w:val="HTMLCode"/>
-          <w:rFonts w:eastAsiaTheme="majorEastAsia"/>
-        </w:rPr>
-        <w:t xml:space="preserve"> </w:t>
-      </w:r>
-      <w:r>
-        <w:rPr>
-          <w:rStyle w:val="11"/>
-        </w:rPr>
-        <w:t>Employee</w:t>
-      </w:r>
-      <w:r>
-        <w:rPr>
-          <w:rStyle w:val="HTMLCode"/>
-          <w:rFonts w:eastAsiaTheme="majorEastAsia"/>
-        </w:rPr>
-        <w:t>()</w:t>
-      </w:r>
-      <w:r>
-        <w:br/>
-      </w:r>
-      <w:r>
-        <w:rPr>
-          <w:rStyle w:val="11"/>
-        </w:rPr>
-        <w:t>emp2</w:t>
-      </w:r>
-      <w:r>
-        <w:rPr>
-          <w:rStyle w:val="HTMLCode"/>
-          <w:rFonts w:eastAsiaTheme="majorEastAsia"/>
-        </w:rPr>
-        <w:t xml:space="preserve"> </w:t>
-      </w:r>
-      <w:r>
-        <w:rPr>
-          <w:rStyle w:val="v"/>
-          <w:rFonts w:eastAsiaTheme="majorEastAsia"/>
-        </w:rPr>
-        <w:t>=</w:t>
-      </w:r>
-      <w:r>
-        <w:rPr>
-          <w:rStyle w:val="HTMLCode"/>
-          <w:rFonts w:eastAsiaTheme="majorEastAsia"/>
-        </w:rPr>
-        <w:t xml:space="preserve"> </w:t>
-      </w:r>
-      <w:r>
-        <w:rPr>
-          <w:rStyle w:val="11"/>
-        </w:rPr>
-        <w:t>Employee</w:t>
-      </w:r>
-      <w:r>
-        <w:rPr>
-          <w:rStyle w:val="HTMLCode"/>
-          <w:rFonts w:eastAsiaTheme="majorEastAsia"/>
-        </w:rPr>
-        <w:t>()</w:t>
-      </w:r>
-      <w:r>
-        <w:br/>
-      </w:r>
-      <w:r>
-        <w:br/>
-      </w:r>
-      <w:r>
-        <w:rPr>
-          <w:rStyle w:val="11"/>
-        </w:rPr>
-        <w:t>print</w:t>
-      </w:r>
-      <w:r>
-        <w:rPr>
-          <w:rStyle w:val="HTMLCode"/>
-          <w:rFonts w:eastAsiaTheme="majorEastAsia"/>
-        </w:rPr>
-        <w:t>(</w:t>
-      </w:r>
-      <w:r>
-        <w:rPr>
-          <w:rStyle w:val="11"/>
-        </w:rPr>
-        <w:t>emp1</w:t>
-      </w:r>
-      <w:r>
-        <w:rPr>
-          <w:rStyle w:val="v"/>
-          <w:rFonts w:eastAsiaTheme="majorEastAsia"/>
-        </w:rPr>
-        <w:t>.</w:t>
-      </w:r>
-      <w:r>
-        <w:rPr>
-          <w:rStyle w:val="HTMLCode"/>
-          <w:rFonts w:eastAsiaTheme="majorEastAsia"/>
-        </w:rPr>
-        <w:t xml:space="preserve">company)   </w:t>
-      </w:r>
-      <w:r>
-        <w:rPr>
-          <w:rStyle w:val="t"/>
-        </w:rPr>
-        <w:t># Google</w:t>
-      </w:r>
-      <w:r>
-        <w:br/>
-      </w:r>
-      <w:r>
-        <w:rPr>
-          <w:rStyle w:val="11"/>
-        </w:rPr>
-        <w:t>print</w:t>
-      </w:r>
-      <w:r>
-        <w:rPr>
-          <w:rStyle w:val="HTMLCode"/>
-          <w:rFonts w:eastAsiaTheme="majorEastAsia"/>
-        </w:rPr>
-        <w:t>(</w:t>
-      </w:r>
-      <w:r>
-        <w:rPr>
-          <w:rStyle w:val="11"/>
-        </w:rPr>
-        <w:t>emp2</w:t>
-      </w:r>
-      <w:r>
-        <w:rPr>
-          <w:rStyle w:val="v"/>
-          <w:rFonts w:eastAsiaTheme="majorEastAsia"/>
-        </w:rPr>
-        <w:t>.</w:t>
-      </w:r>
-      <w:r>
-        <w:rPr>
-          <w:rStyle w:val="HTMLCode"/>
-          <w:rFonts w:eastAsiaTheme="majorEastAsia"/>
-        </w:rPr>
-        <w:t xml:space="preserve">company)   </w:t>
-      </w:r>
-      <w:r>
-        <w:rPr>
-          <w:rStyle w:val="t"/>
-        </w:rPr>
-        <w:t># Google</w:t>
-      </w:r>
-    </w:p>
-    <w:p>
-      <w:pPr>
-        <w:pStyle w:val="NormalWeb"/>
-      </w:pPr>
-      <w:r>
-        <w:t xml:space="preserve">Both </w:t>
-      </w:r>
-      <w:r>
-        <w:rPr>
-          <w:rStyle w:val="HTMLCode"/>
-          <w:rFonts w:eastAsiaTheme="majorEastAsia"/>
-        </w:rPr>
-        <w:t>emp1</w:t>
-      </w:r>
-      <w:r>
-        <w:t xml:space="preserve"> and </w:t>
-      </w:r>
-      <w:r>
-        <w:rPr>
-          <w:rStyle w:val="HTMLCode"/>
-          <w:rFonts w:eastAsiaTheme="majorEastAsia"/>
-        </w:rPr>
-        <w:t>emp2</w:t>
-      </w:r>
-      <w:r>
-        <w:t xml:space="preserve"> share the same </w:t>
-      </w:r>
-      <w:r>
-        <w:rPr>
-          <w:rStyle w:val="HTMLCode"/>
-          <w:rFonts w:eastAsiaTheme="majorEastAsia"/>
-        </w:rPr>
-        <w:t>company</w:t>
-      </w:r>
-      <w:r>
-        <w:t xml:space="preserve"> value.</w:t>
-      </w:r>
-    </w:p>
-    <w:p>
-      <w:r>
-        <w:pict>
-          <v:rect id="_x0000_i1084" style="width:0;height:1.5pt" o:hralign="center" o:hrstd="t" o:hr="t" fillcolor="#a0a0a0" stroked="f"/>
-        </w:pict>
+        <w:t>name</w:t>
+      </w:r>
+      <w:r>
+        <w:t xml:space="preserve"> is an </w:t>
+      </w:r>
+      <w:r>
+        <w:rPr>
+          <w:rStyle w:val="Strong"/>
+          <w:rFonts w:eastAsiaTheme="majorEastAsia"/>
+        </w:rPr>
+        <w:t>object attribute</w:t>
+      </w:r>
+      <w:r>
+        <w:t xml:space="preserve"> because each object has its own value.</w:t>
       </w:r>
     </w:p>
     <w:p>
@@ -3706,478 +4554,27 @@
         <w:pStyle w:val="Heading2"/>
       </w:pPr>
       <w:r>
-        <w:t>Object (Instance) Attribute (Exam Definition)</w:t>
-      </w:r>
-    </w:p>
-    <w:p>
-      <w:pPr>
-        <w:pStyle w:val="NormalWeb"/>
-      </w:pPr>
-      <w:r>
-        <w:t xml:space="preserve">An </w:t>
-      </w:r>
-      <w:r>
-        <w:rPr>
-          <w:rStyle w:val="Strong"/>
-          <w:rFonts w:eastAsiaTheme="majorEastAsia"/>
-        </w:rPr>
-        <w:t>object attribute</w:t>
-      </w:r>
-      <w:r>
-        <w:t xml:space="preserve"> (or </w:t>
-      </w:r>
-      <w:r>
-        <w:rPr>
-          <w:rStyle w:val="Strong"/>
-          <w:rFonts w:eastAsiaTheme="majorEastAsia"/>
-        </w:rPr>
-        <w:t>instance attribute</w:t>
-      </w:r>
-      <w:r>
-        <w:t xml:space="preserve">) is a variable that belongs to a </w:t>
-      </w:r>
-      <w:r>
-        <w:rPr>
-          <w:rStyle w:val="Strong"/>
-          <w:rFonts w:eastAsiaTheme="majorEastAsia"/>
-        </w:rPr>
-        <w:t>specific object</w:t>
-      </w:r>
-      <w:r>
-        <w:t xml:space="preserve">. Each object can have its </w:t>
-      </w:r>
-      <w:r>
-        <w:rPr>
-          <w:rStyle w:val="Strong"/>
-          <w:rFonts w:eastAsiaTheme="majorEastAsia"/>
-        </w:rPr>
-        <w:t>own different value</w:t>
-      </w:r>
-      <w:r>
-        <w:t>.</w:t>
-      </w:r>
-    </w:p>
-    <w:p>
-      <w:pPr>
-        <w:pStyle w:val="NormalWeb"/>
-      </w:pPr>
-      <w:r>
-        <w:rPr>
-          <w:rStyle w:val="Strong"/>
-          <w:rFonts w:eastAsiaTheme="majorEastAsia"/>
-        </w:rPr>
-        <w:t>Example:</w:t>
-      </w:r>
-    </w:p>
-    <w:p>
-      <w:pPr>
-        <w:pStyle w:val="HTMLPreformatted"/>
-      </w:pPr>
-      <w:r>
-        <w:rPr>
-          <w:rStyle w:val="v"/>
-          <w:rFonts w:eastAsiaTheme="majorEastAsia"/>
-        </w:rPr>
-        <w:t>class</w:t>
-      </w:r>
-      <w:r>
-        <w:rPr>
-          <w:rStyle w:val="HTMLCode"/>
-          <w:rFonts w:eastAsiaTheme="majorEastAsia"/>
-        </w:rPr>
-        <w:t xml:space="preserve"> </w:t>
-      </w:r>
-      <w:r>
-        <w:rPr>
-          <w:rStyle w:val="10"/>
-          <w:rFonts w:eastAsiaTheme="majorEastAsia"/>
-        </w:rPr>
-        <w:t>Employee</w:t>
-      </w:r>
-      <w:r>
-        <w:rPr>
-          <w:rStyle w:val="HTMLCode"/>
-          <w:rFonts w:eastAsiaTheme="majorEastAsia"/>
-        </w:rPr>
-        <w:t>:</w:t>
-      </w:r>
-      <w:r>
-        <w:br/>
-      </w:r>
-      <w:r>
-        <w:rPr>
-          <w:rStyle w:val="HTMLCode"/>
-          <w:rFonts w:eastAsiaTheme="majorEastAsia"/>
-        </w:rPr>
-        <w:t xml:space="preserve">    </w:t>
-      </w:r>
-      <w:r>
-        <w:rPr>
-          <w:rStyle w:val="11"/>
-        </w:rPr>
-        <w:t>company</w:t>
-      </w:r>
-      <w:r>
-        <w:rPr>
-          <w:rStyle w:val="HTMLCode"/>
-          <w:rFonts w:eastAsiaTheme="majorEastAsia"/>
-        </w:rPr>
-        <w:t xml:space="preserve"> </w:t>
-      </w:r>
-      <w:r>
-        <w:rPr>
-          <w:rStyle w:val="v"/>
-          <w:rFonts w:eastAsiaTheme="majorEastAsia"/>
-        </w:rPr>
-        <w:t>=</w:t>
-      </w:r>
-      <w:r>
-        <w:rPr>
-          <w:rStyle w:val="HTMLCode"/>
-          <w:rFonts w:eastAsiaTheme="majorEastAsia"/>
-        </w:rPr>
-        <w:t xml:space="preserve"> </w:t>
-      </w:r>
-      <w:r>
-        <w:rPr>
-          <w:rStyle w:val="z"/>
-        </w:rPr>
-        <w:t>"Google"</w:t>
-      </w:r>
-      <w:r>
-        <w:br/>
-      </w:r>
-      <w:r>
-        <w:br/>
-      </w:r>
-      <w:r>
-        <w:rPr>
-          <w:rStyle w:val="11"/>
-        </w:rPr>
-        <w:t>emp1</w:t>
-      </w:r>
-      <w:r>
-        <w:rPr>
-          <w:rStyle w:val="HTMLCode"/>
-          <w:rFonts w:eastAsiaTheme="majorEastAsia"/>
-        </w:rPr>
-        <w:t xml:space="preserve"> </w:t>
-      </w:r>
-      <w:r>
-        <w:rPr>
-          <w:rStyle w:val="v"/>
-          <w:rFonts w:eastAsiaTheme="majorEastAsia"/>
-        </w:rPr>
-        <w:t>=</w:t>
-      </w:r>
-      <w:r>
-        <w:rPr>
-          <w:rStyle w:val="HTMLCode"/>
-          <w:rFonts w:eastAsiaTheme="majorEastAsia"/>
-        </w:rPr>
-        <w:t xml:space="preserve"> </w:t>
-      </w:r>
-      <w:r>
-        <w:rPr>
-          <w:rStyle w:val="11"/>
-        </w:rPr>
-        <w:t>Employee</w:t>
-      </w:r>
-      <w:r>
-        <w:rPr>
-          <w:rStyle w:val="HTMLCode"/>
-          <w:rFonts w:eastAsiaTheme="majorEastAsia"/>
-        </w:rPr>
-        <w:t>()</w:t>
-      </w:r>
-      <w:r>
-        <w:br/>
-      </w:r>
-      <w:r>
-        <w:rPr>
-          <w:rStyle w:val="11"/>
-        </w:rPr>
-        <w:t>emp2</w:t>
-      </w:r>
-      <w:r>
-        <w:rPr>
-          <w:rStyle w:val="HTMLCode"/>
-          <w:rFonts w:eastAsiaTheme="majorEastAsia"/>
-        </w:rPr>
-        <w:t xml:space="preserve"> </w:t>
-      </w:r>
-      <w:r>
-        <w:rPr>
-          <w:rStyle w:val="v"/>
-          <w:rFonts w:eastAsiaTheme="majorEastAsia"/>
-        </w:rPr>
-        <w:t>=</w:t>
-      </w:r>
-      <w:r>
-        <w:rPr>
-          <w:rStyle w:val="HTMLCode"/>
-          <w:rFonts w:eastAsiaTheme="majorEastAsia"/>
-        </w:rPr>
-        <w:t xml:space="preserve"> </w:t>
-      </w:r>
-      <w:r>
-        <w:rPr>
-          <w:rStyle w:val="11"/>
-        </w:rPr>
-        <w:t>Employee</w:t>
-      </w:r>
-      <w:r>
-        <w:rPr>
-          <w:rStyle w:val="HTMLCode"/>
-          <w:rFonts w:eastAsiaTheme="majorEastAsia"/>
-        </w:rPr>
-        <w:t>()</w:t>
-      </w:r>
-      <w:r>
-        <w:br/>
-      </w:r>
-      <w:r>
-        <w:br/>
-      </w:r>
-      <w:r>
-        <w:rPr>
-          <w:rStyle w:val="11"/>
-        </w:rPr>
-        <w:t>emp1</w:t>
-      </w:r>
-      <w:r>
-        <w:rPr>
-          <w:rStyle w:val="v"/>
-          <w:rFonts w:eastAsiaTheme="majorEastAsia"/>
-        </w:rPr>
-        <w:t>.</w:t>
-      </w:r>
-      <w:r>
-        <w:rPr>
-          <w:rStyle w:val="HTMLCode"/>
-          <w:rFonts w:eastAsiaTheme="majorEastAsia"/>
-        </w:rPr>
-        <w:t xml:space="preserve">name </w:t>
-      </w:r>
-      <w:r>
-        <w:rPr>
-          <w:rStyle w:val="v"/>
-          <w:rFonts w:eastAsiaTheme="majorEastAsia"/>
-        </w:rPr>
-        <w:t>=</w:t>
-      </w:r>
-      <w:r>
-        <w:rPr>
-          <w:rStyle w:val="HTMLCode"/>
-          <w:rFonts w:eastAsiaTheme="majorEastAsia"/>
-        </w:rPr>
-        <w:t xml:space="preserve"> </w:t>
-      </w:r>
-      <w:r>
-        <w:rPr>
-          <w:rStyle w:val="z"/>
-        </w:rPr>
-        <w:t>"Ali"</w:t>
-      </w:r>
-      <w:r>
-        <w:br/>
-      </w:r>
-      <w:r>
-        <w:rPr>
-          <w:rStyle w:val="11"/>
-        </w:rPr>
-        <w:t>emp2</w:t>
-      </w:r>
-      <w:r>
-        <w:rPr>
-          <w:rStyle w:val="v"/>
-          <w:rFonts w:eastAsiaTheme="majorEastAsia"/>
-        </w:rPr>
-        <w:t>.</w:t>
-      </w:r>
-      <w:r>
-        <w:rPr>
-          <w:rStyle w:val="HTMLCode"/>
-          <w:rFonts w:eastAsiaTheme="majorEastAsia"/>
-        </w:rPr>
-        <w:t xml:space="preserve">name </w:t>
-      </w:r>
-      <w:r>
-        <w:rPr>
-          <w:rStyle w:val="v"/>
-          <w:rFonts w:eastAsiaTheme="majorEastAsia"/>
-        </w:rPr>
-        <w:t>=</w:t>
-      </w:r>
-      <w:r>
-        <w:rPr>
-          <w:rStyle w:val="HTMLCode"/>
-          <w:rFonts w:eastAsiaTheme="majorEastAsia"/>
-        </w:rPr>
-        <w:t xml:space="preserve"> </w:t>
-      </w:r>
-      <w:r>
-        <w:rPr>
-          <w:rStyle w:val="z"/>
-        </w:rPr>
-        <w:t>"Maryam"</w:t>
-      </w:r>
-      <w:r>
-        <w:br/>
-      </w:r>
-      <w:r>
-        <w:br/>
-      </w:r>
-      <w:r>
-        <w:rPr>
-          <w:rStyle w:val="11"/>
-        </w:rPr>
-        <w:t>print</w:t>
-      </w:r>
-      <w:r>
-        <w:rPr>
-          <w:rStyle w:val="HTMLCode"/>
-          <w:rFonts w:eastAsiaTheme="majorEastAsia"/>
-        </w:rPr>
-        <w:t>(</w:t>
-      </w:r>
-      <w:r>
-        <w:rPr>
-          <w:rStyle w:val="11"/>
-        </w:rPr>
-        <w:t>emp1</w:t>
-      </w:r>
-      <w:r>
-        <w:rPr>
-          <w:rStyle w:val="v"/>
-          <w:rFonts w:eastAsiaTheme="majorEastAsia"/>
-        </w:rPr>
-        <w:t>.</w:t>
-      </w:r>
-      <w:r>
-        <w:rPr>
-          <w:rStyle w:val="HTMLCode"/>
-          <w:rFonts w:eastAsiaTheme="majorEastAsia"/>
-        </w:rPr>
-        <w:t xml:space="preserve">name)   </w:t>
-      </w:r>
-      <w:r>
-        <w:rPr>
-          <w:rStyle w:val="t"/>
-        </w:rPr>
-        <w:t># Ali</w:t>
-      </w:r>
-      <w:r>
-        <w:br/>
-      </w:r>
-      <w:r>
-        <w:rPr>
-          <w:rStyle w:val="11"/>
-        </w:rPr>
-        <w:t>print</w:t>
-      </w:r>
-      <w:r>
-        <w:rPr>
-          <w:rStyle w:val="HTMLCode"/>
-          <w:rFonts w:eastAsiaTheme="majorEastAsia"/>
-        </w:rPr>
-        <w:t>(</w:t>
-      </w:r>
-      <w:r>
-        <w:rPr>
-          <w:rStyle w:val="11"/>
-        </w:rPr>
-        <w:t>emp2</w:t>
-      </w:r>
-      <w:r>
-        <w:rPr>
-          <w:rStyle w:val="v"/>
-          <w:rFonts w:eastAsiaTheme="majorEastAsia"/>
-        </w:rPr>
-        <w:t>.</w:t>
-      </w:r>
-      <w:r>
-        <w:rPr>
-          <w:rStyle w:val="HTMLCode"/>
-          <w:rFonts w:eastAsiaTheme="majorEastAsia"/>
-        </w:rPr>
-        <w:t xml:space="preserve">name)   </w:t>
-      </w:r>
-      <w:r>
-        <w:rPr>
-          <w:rStyle w:val="t"/>
-        </w:rPr>
-        <w:t># Maryam</w:t>
-      </w:r>
-    </w:p>
-    <w:p>
-      <w:pPr>
-        <w:pStyle w:val="NormalWeb"/>
-      </w:pPr>
-      <w:r>
-        <w:t xml:space="preserve">Here, </w:t>
-      </w:r>
-      <w:r>
-        <w:rPr>
-          <w:rStyle w:val="HTMLCode"/>
-          <w:rFonts w:eastAsiaTheme="majorEastAsia"/>
-        </w:rPr>
-        <w:t>name</w:t>
-      </w:r>
-      <w:r>
-        <w:t xml:space="preserve"> is an </w:t>
-      </w:r>
-      <w:r>
-        <w:rPr>
-          <w:rStyle w:val="Strong"/>
-          <w:rFonts w:eastAsiaTheme="majorEastAsia"/>
-        </w:rPr>
-        <w:t>object attribute</w:t>
-      </w:r>
-      <w:r>
-        <w:t xml:space="preserve"> because each object has its own value.</w:t>
-      </w:r>
-    </w:p>
-    <w:p>
-      <w:r>
-        <w:pict>
-          <v:rect id="_x0000_i1085" style="width:0;height:1.5pt" o:hralign="center" o:hrstd="t" o:hr="t" fillcolor="#a0a0a0" stroked="f"/>
-        </w:pict>
-      </w:r>
-    </w:p>
-    <w:p>
-      <w:pPr>
-        <w:pStyle w:val="Heading2"/>
-      </w:pPr>
-      <w:r>
+        <w:lastRenderedPageBreak/>
         <w:t>Difference</w:t>
       </w:r>
     </w:p>
     <w:tbl>
       <w:tblPr>
-        <w:tblW w:w="0" w:type="auto"/>
-        <w:tblCellSpacing w:w="15" w:type="dxa"/>
-        <w:tblCellMar>
-          <w:top w:w="15" w:type="dxa"/>
-          <w:left w:w="15" w:type="dxa"/>
-          <w:bottom w:w="15" w:type="dxa"/>
-          <w:right w:w="15" w:type="dxa"/>
-        </w:tblCellMar>
+        <w:tblStyle w:val="TableGrid"/>
+        <w:tblW w:w="9320" w:type="dxa"/>
         <w:tblLook w:val="04A0" w:firstRow="1" w:lastRow="0" w:firstColumn="1" w:lastColumn="0" w:noHBand="0" w:noVBand="1"/>
       </w:tblPr>
       <w:tblGrid>
-        <w:gridCol w:w="2421"/>
-        <w:gridCol w:w="2908"/>
+        <w:gridCol w:w="4256"/>
+        <w:gridCol w:w="5064"/>
       </w:tblGrid>
       <w:tr>
         <w:trPr>
-          <w:tblHeader/>
-          <w:tblCellSpacing w:w="15" w:type="dxa"/>
+          <w:trHeight w:val="467"/>
         </w:trPr>
         <w:tc>
           <w:tcPr>
             <w:tcW w:w="0" w:type="auto"/>
-            <w:vAlign w:val="center"/>
             <w:hideMark/>
           </w:tcPr>
           <w:p>
@@ -4200,7 +4597,6 @@
         <w:tc>
           <w:tcPr>
             <w:tcW w:w="0" w:type="auto"/>
-            <w:vAlign w:val="center"/>
             <w:hideMark/>
           </w:tcPr>
           <w:p>
@@ -4223,12 +4619,11 @@
       </w:tr>
       <w:tr>
         <w:trPr>
-          <w:tblCellSpacing w:w="15" w:type="dxa"/>
+          <w:trHeight w:val="479"/>
         </w:trPr>
         <w:tc>
           <w:tcPr>
             <w:tcW w:w="0" w:type="auto"/>
-            <w:vAlign w:val="center"/>
             <w:hideMark/>
           </w:tcPr>
           <w:p>
@@ -4243,7 +4638,6 @@
         <w:tc>
           <w:tcPr>
             <w:tcW w:w="0" w:type="auto"/>
-            <w:vAlign w:val="center"/>
             <w:hideMark/>
           </w:tcPr>
           <w:p>
@@ -4255,17 +4649,15 @@
       </w:tr>
       <w:tr>
         <w:trPr>
-          <w:tblCellSpacing w:w="15" w:type="dxa"/>
+          <w:trHeight w:val="467"/>
         </w:trPr>
         <w:tc>
           <w:tcPr>
             <w:tcW w:w="0" w:type="auto"/>
-            <w:vAlign w:val="center"/>
             <w:hideMark/>
           </w:tcPr>
           <w:p>
             <w:r>
-              <w:lastRenderedPageBreak/>
               <w:t>Shared by all objects.</w:t>
             </w:r>
           </w:p>
@@ -4273,7 +4665,6 @@
         <w:tc>
           <w:tcPr>
             <w:tcW w:w="0" w:type="auto"/>
-            <w:vAlign w:val="center"/>
             <w:hideMark/>
           </w:tcPr>
           <w:p>
@@ -4285,12 +4676,11 @@
       </w:tr>
       <w:tr>
         <w:trPr>
-          <w:tblCellSpacing w:w="15" w:type="dxa"/>
+          <w:trHeight w:val="479"/>
         </w:trPr>
         <w:tc>
           <w:tcPr>
             <w:tcW w:w="0" w:type="auto"/>
-            <w:vAlign w:val="center"/>
             <w:hideMark/>
           </w:tcPr>
           <w:p>
@@ -4302,7 +4692,6 @@
         <w:tc>
           <w:tcPr>
             <w:tcW w:w="0" w:type="auto"/>
-            <w:vAlign w:val="center"/>
             <w:hideMark/>
           </w:tcPr>
           <w:p>
@@ -4374,18 +4763,14 @@
         <w:t>Different for everyone</w:t>
       </w:r>
       <w:r>
-        <w:t xml:space="preserve"> (e.g., Ali's name, Maryam's name) </w:t>
-      </w:r>
-    </w:p>
-    <w:p>
-      <w:pPr>
-        <w:pStyle w:val="z-BottomofForm"/>
-      </w:pPr>
-      <w:r>
-        <w:t>Bottom of Form</w:t>
-      </w:r>
-    </w:p>
-    <w:p/>
+        <w:t xml:space="preserve"> (e.g., Ali's name, Maryam's name)</w:t>
+      </w:r>
+      <w:r>
+        <w:t xml:space="preserve"> </w:t>
+      </w:r>
+      <w:bookmarkStart w:id="0" w:name="_GoBack"/>
+      <w:bookmarkEnd w:id="0"/>
+    </w:p>
     <w:sectPr>
       <w:pgSz w:w="12240" w:h="15840"/>
       <w:pgMar w:top="1440" w:right="1440" w:bottom="1440" w:left="1440" w:header="708" w:footer="708" w:gutter="0"/>
@@ -7454,7 +7839,6 @@
   <w:style w:type="character" w:default="1" w:styleId="DefaultParagraphFont">
     <w:name w:val="Default Paragraph Font"/>
     <w:uiPriority w:val="1"/>
-    <w:semiHidden/>
     <w:unhideWhenUsed/>
   </w:style>
   <w:style w:type="table" w:default="1" w:styleId="TableNormal">

--- a/Day 1/OOP/Object Oriented Programming in Python.docx
+++ b/Day 1/OOP/Object Oriented Programming in Python.docx
@@ -1737,8 +1737,10 @@
           <w:sz w:val="24"/>
           <w:szCs w:val="21"/>
         </w:rPr>
-        <w:t>account</w:t>
-      </w:r>
+        <w:t>account.deposit</w:t>
+      </w:r>
+      <w:proofErr w:type="spellEnd"/>
+      <w:proofErr w:type="gramEnd"/>
       <w:r>
         <w:rPr>
           <w:rStyle w:val="11"/>
@@ -1747,10 +1749,21 @@
           <w:sz w:val="24"/>
           <w:szCs w:val="21"/>
         </w:rPr>
-        <w:t>.deposit</w:t>
-      </w:r>
-      <w:proofErr w:type="spellEnd"/>
-      <w:proofErr w:type="gramEnd"/>
+        <w:t>(500)</w:t>
+      </w:r>
+    </w:p>
+    <w:p>
+      <w:pPr>
+        <w:pStyle w:val="NormalWeb"/>
+      </w:pPr>
+      <w:r>
+        <w:t>Now your balance becomes:</w:t>
+      </w:r>
+    </w:p>
+    <w:p>
+      <w:pPr>
+        <w:pStyle w:val="HTMLPreformatted"/>
+      </w:pPr>
       <w:r>
         <w:rPr>
           <w:rStyle w:val="11"/>
@@ -1759,7 +1772,7 @@
           <w:sz w:val="24"/>
           <w:szCs w:val="21"/>
         </w:rPr>
-        <w:t>(500)</w:t>
+        <w:t>1000 + 500 = 1500</w:t>
       </w:r>
     </w:p>
     <w:p>
@@ -1767,13 +1780,15 @@
         <w:pStyle w:val="NormalWeb"/>
       </w:pPr>
       <w:r>
-        <w:t>Now your balance becomes:</w:t>
+        <w:t>You don't write:</w:t>
       </w:r>
     </w:p>
     <w:p>
       <w:pPr>
         <w:pStyle w:val="HTMLPreformatted"/>
       </w:pPr>
+      <w:proofErr w:type="spellStart"/>
+      <w:proofErr w:type="gramStart"/>
       <w:r>
         <w:rPr>
           <w:rStyle w:val="11"/>
@@ -1782,23 +1797,10 @@
           <w:sz w:val="24"/>
           <w:szCs w:val="21"/>
         </w:rPr>
-        <w:t>1000 + 500 = 1500</w:t>
-      </w:r>
-    </w:p>
-    <w:p>
-      <w:pPr>
-        <w:pStyle w:val="NormalWeb"/>
-      </w:pPr>
-      <w:r>
-        <w:t>You don't write:</w:t>
-      </w:r>
-    </w:p>
-    <w:p>
-      <w:pPr>
-        <w:pStyle w:val="HTMLPreformatted"/>
-      </w:pPr>
-      <w:proofErr w:type="spellStart"/>
-      <w:proofErr w:type="gramStart"/>
+        <w:t>account.balance</w:t>
+      </w:r>
+      <w:proofErr w:type="spellEnd"/>
+      <w:proofErr w:type="gramEnd"/>
       <w:r>
         <w:rPr>
           <w:rStyle w:val="11"/>
@@ -1807,8 +1809,9 @@
           <w:sz w:val="24"/>
           <w:szCs w:val="21"/>
         </w:rPr>
-        <w:t>account</w:t>
-      </w:r>
+        <w:t xml:space="preserve"> = </w:t>
+      </w:r>
+      <w:proofErr w:type="spellStart"/>
       <w:r>
         <w:rPr>
           <w:rStyle w:val="11"/>
@@ -1817,40 +1820,7 @@
           <w:sz w:val="24"/>
           <w:szCs w:val="21"/>
         </w:rPr>
-        <w:t>.balance</w:t>
-      </w:r>
-      <w:proofErr w:type="spellEnd"/>
-      <w:proofErr w:type="gramEnd"/>
-      <w:r>
-        <w:rPr>
-          <w:rStyle w:val="11"/>
-          <w:rFonts w:ascii="Times New Roman" w:hAnsi="Times New Roman" w:cstheme="minorBidi"/>
-          <w:color w:val="00B050"/>
-          <w:sz w:val="24"/>
-          <w:szCs w:val="21"/>
-        </w:rPr>
-        <w:t xml:space="preserve"> = </w:t>
-      </w:r>
-      <w:proofErr w:type="spellStart"/>
-      <w:r>
-        <w:rPr>
-          <w:rStyle w:val="11"/>
-          <w:rFonts w:ascii="Times New Roman" w:hAnsi="Times New Roman" w:cstheme="minorBidi"/>
-          <w:color w:val="00B050"/>
-          <w:sz w:val="24"/>
-          <w:szCs w:val="21"/>
-        </w:rPr>
-        <w:t>account</w:t>
-      </w:r>
-      <w:r>
-        <w:rPr>
-          <w:rStyle w:val="11"/>
-          <w:rFonts w:ascii="Times New Roman" w:hAnsi="Times New Roman" w:cstheme="minorBidi"/>
-          <w:color w:val="00B050"/>
-          <w:sz w:val="24"/>
-          <w:szCs w:val="21"/>
-        </w:rPr>
-        <w:t>.balance</w:t>
+        <w:t>account.balance</w:t>
       </w:r>
       <w:proofErr w:type="spellEnd"/>
       <w:r>
@@ -4768,10 +4738,1115 @@
       <w:r>
         <w:t xml:space="preserve"> </w:t>
       </w:r>
+    </w:p>
+    <w:p>
+      <w:pPr>
+        <w:spacing w:before="100" w:beforeAutospacing="1" w:after="100" w:afterAutospacing="1" w:line="240" w:lineRule="auto"/>
+        <w:jc w:val="left"/>
+        <w:rPr>
+          <w:color w:val="FF0000"/>
+        </w:rPr>
+      </w:pPr>
+      <w:r>
+        <w:rPr>
+          <w:color w:val="FF0000"/>
+        </w:rPr>
+        <w:t>Note: Instance attributes take preference over class attributes during assignment &amp; retrieval.</w:t>
+      </w:r>
+    </w:p>
+    <w:p>
+      <w:pPr>
+        <w:spacing w:line="300" w:lineRule="auto"/>
+        <w:jc w:val="left"/>
+        <w:rPr>
+          <w:rFonts w:eastAsiaTheme="majorEastAsia" w:cstheme="majorBidi"/>
+          <w:b/>
+          <w:color w:val="9900CC"/>
+          <w:sz w:val="40"/>
+          <w:szCs w:val="32"/>
+        </w:rPr>
+      </w:pPr>
+      <w:r>
+        <w:br w:type="page"/>
+      </w:r>
+    </w:p>
+    <w:p>
+      <w:pPr>
+        <w:pStyle w:val="Heading2"/>
+        <w:rPr>
+          <w:sz w:val="36"/>
+        </w:rPr>
+      </w:pPr>
+      <w:proofErr w:type="spellStart"/>
+      <w:r>
+        <w:lastRenderedPageBreak/>
+        <w:t>Self Parameter</w:t>
+      </w:r>
+      <w:proofErr w:type="spellEnd"/>
+      <w:r>
+        <w:t xml:space="preserve"> (Exam Definition)</w:t>
+      </w:r>
+    </w:p>
+    <w:p>
+      <w:pPr>
+        <w:pStyle w:val="NormalWeb"/>
+        <w:rPr>
+          <w:color w:val="FF0000"/>
+        </w:rPr>
+      </w:pPr>
+      <w:r>
+        <w:rPr>
+          <w:color w:val="FF0000"/>
+          <w:highlight w:val="yellow"/>
+        </w:rPr>
+        <w:t xml:space="preserve">The </w:t>
+      </w:r>
+      <w:proofErr w:type="spellStart"/>
+      <w:r>
+        <w:rPr>
+          <w:rStyle w:val="HTMLCode"/>
+          <w:rFonts w:eastAsiaTheme="majorEastAsia"/>
+          <w:b/>
+          <w:bCs/>
+          <w:color w:val="FF0000"/>
+          <w:highlight w:val="yellow"/>
+        </w:rPr>
+        <w:t>self</w:t>
+      </w:r>
+      <w:r>
+        <w:rPr>
+          <w:rStyle w:val="Strong"/>
+          <w:rFonts w:eastAsiaTheme="majorEastAsia"/>
+          <w:color w:val="FF0000"/>
+          <w:highlight w:val="yellow"/>
+        </w:rPr>
+        <w:t xml:space="preserve"> parameter</w:t>
+      </w:r>
+      <w:proofErr w:type="spellEnd"/>
+      <w:r>
+        <w:rPr>
+          <w:color w:val="FF0000"/>
+          <w:highlight w:val="yellow"/>
+        </w:rPr>
+        <w:t xml:space="preserve"> is a reference to the </w:t>
+      </w:r>
+      <w:r>
+        <w:rPr>
+          <w:rStyle w:val="Strong"/>
+          <w:rFonts w:eastAsiaTheme="majorEastAsia"/>
+          <w:color w:val="FF0000"/>
+          <w:highlight w:val="yellow"/>
+        </w:rPr>
+        <w:t>current object (instance)</w:t>
+      </w:r>
+      <w:r>
+        <w:rPr>
+          <w:color w:val="FF0000"/>
+          <w:highlight w:val="yellow"/>
+        </w:rPr>
+        <w:t xml:space="preserve"> of a class. It is used to access the object's attribute</w:t>
+      </w:r>
+      <w:r>
+        <w:rPr>
+          <w:color w:val="FF0000"/>
+          <w:highlight w:val="yellow"/>
+        </w:rPr>
+        <w:t>s and methods inside the class.</w:t>
+      </w:r>
+    </w:p>
+    <w:p>
+      <w:pPr>
+        <w:pStyle w:val="Heading3"/>
+      </w:pPr>
+      <w:r>
+        <w:t>Simple Example</w:t>
+      </w:r>
+    </w:p>
+    <w:p>
+      <w:pPr>
+        <w:pStyle w:val="HTMLPreformatted"/>
+      </w:pPr>
+      <w:r>
+        <w:rPr>
+          <w:rStyle w:val="v"/>
+          <w:rFonts w:eastAsiaTheme="majorEastAsia"/>
+        </w:rPr>
+        <w:t>class</w:t>
+      </w:r>
+      <w:r>
+        <w:rPr>
+          <w:rStyle w:val="HTMLCode"/>
+          <w:rFonts w:eastAsiaTheme="majorEastAsia"/>
+        </w:rPr>
+        <w:t xml:space="preserve"> </w:t>
+      </w:r>
+      <w:r>
+        <w:rPr>
+          <w:rStyle w:val="10"/>
+        </w:rPr>
+        <w:t>Student</w:t>
+      </w:r>
+      <w:r>
+        <w:rPr>
+          <w:rStyle w:val="HTMLCode"/>
+          <w:rFonts w:eastAsiaTheme="majorEastAsia"/>
+        </w:rPr>
+        <w:t>:</w:t>
+      </w:r>
+      <w:r>
+        <w:br/>
+      </w:r>
+      <w:r>
+        <w:rPr>
+          <w:rStyle w:val="HTMLCode"/>
+          <w:rFonts w:eastAsiaTheme="majorEastAsia"/>
+        </w:rPr>
+        <w:t xml:space="preserve">    </w:t>
+      </w:r>
+      <w:proofErr w:type="spellStart"/>
+      <w:r>
+        <w:rPr>
+          <w:rStyle w:val="v"/>
+          <w:rFonts w:eastAsiaTheme="majorEastAsia"/>
+        </w:rPr>
+        <w:t>def</w:t>
+      </w:r>
+      <w:proofErr w:type="spellEnd"/>
+      <w:r>
+        <w:rPr>
+          <w:rStyle w:val="HTMLCode"/>
+          <w:rFonts w:eastAsiaTheme="majorEastAsia"/>
+        </w:rPr>
+        <w:t xml:space="preserve"> </w:t>
+      </w:r>
+      <w:r>
+        <w:rPr>
+          <w:rStyle w:val="11"/>
+        </w:rPr>
+        <w:t>introduce</w:t>
+      </w:r>
+      <w:r>
+        <w:rPr>
+          <w:rStyle w:val="HTMLCode"/>
+          <w:rFonts w:eastAsiaTheme="majorEastAsia"/>
+        </w:rPr>
+        <w:t>(</w:t>
+      </w:r>
+      <w:r>
+        <w:rPr>
+          <w:rStyle w:val="11"/>
+        </w:rPr>
+        <w:t>self</w:t>
+      </w:r>
+      <w:r>
+        <w:rPr>
+          <w:rStyle w:val="HTMLCode"/>
+          <w:rFonts w:eastAsiaTheme="majorEastAsia"/>
+        </w:rPr>
+        <w:t>):</w:t>
+      </w:r>
+      <w:r>
+        <w:br/>
+      </w:r>
+      <w:r>
+        <w:rPr>
+          <w:rStyle w:val="HTMLCode"/>
+          <w:rFonts w:eastAsiaTheme="majorEastAsia"/>
+        </w:rPr>
+        <w:t xml:space="preserve">        </w:t>
+      </w:r>
+      <w:r>
+        <w:rPr>
+          <w:rStyle w:val="11"/>
+        </w:rPr>
+        <w:t>print</w:t>
+      </w:r>
+      <w:r>
+        <w:rPr>
+          <w:rStyle w:val="HTMLCode"/>
+          <w:rFonts w:eastAsiaTheme="majorEastAsia"/>
+        </w:rPr>
+        <w:t>(</w:t>
+      </w:r>
+      <w:r>
+        <w:rPr>
+          <w:rStyle w:val="z"/>
+        </w:rPr>
+        <w:t>"Hello!"</w:t>
+      </w:r>
+      <w:r>
+        <w:rPr>
+          <w:rStyle w:val="HTMLCode"/>
+          <w:rFonts w:eastAsiaTheme="majorEastAsia"/>
+        </w:rPr>
+        <w:t>)</w:t>
+      </w:r>
+      <w:r>
+        <w:br/>
+      </w:r>
+      <w:r>
+        <w:br/>
+      </w:r>
+      <w:proofErr w:type="spellStart"/>
+      <w:r>
+        <w:rPr>
+          <w:rStyle w:val="11"/>
+        </w:rPr>
+        <w:t>ali</w:t>
+      </w:r>
+      <w:proofErr w:type="spellEnd"/>
+      <w:r>
+        <w:rPr>
+          <w:rStyle w:val="HTMLCode"/>
+          <w:rFonts w:eastAsiaTheme="majorEastAsia"/>
+        </w:rPr>
+        <w:t xml:space="preserve"> </w:t>
+      </w:r>
+      <w:r>
+        <w:rPr>
+          <w:rStyle w:val="v"/>
+          <w:rFonts w:eastAsiaTheme="majorEastAsia"/>
+        </w:rPr>
+        <w:t>=</w:t>
+      </w:r>
+      <w:r>
+        <w:rPr>
+          <w:rStyle w:val="HTMLCode"/>
+          <w:rFonts w:eastAsiaTheme="majorEastAsia"/>
+        </w:rPr>
+        <w:t xml:space="preserve"> </w:t>
+      </w:r>
+      <w:r>
+        <w:rPr>
+          <w:rStyle w:val="11"/>
+        </w:rPr>
+        <w:t>Student</w:t>
+      </w:r>
+      <w:r>
+        <w:rPr>
+          <w:rStyle w:val="HTMLCode"/>
+          <w:rFonts w:eastAsiaTheme="majorEastAsia"/>
+        </w:rPr>
+        <w:t>()</w:t>
+      </w:r>
+      <w:r>
+        <w:br/>
+      </w:r>
+      <w:proofErr w:type="spellStart"/>
+      <w:r>
+        <w:rPr>
+          <w:rStyle w:val="11"/>
+        </w:rPr>
+        <w:t>ali</w:t>
+      </w:r>
+      <w:r>
+        <w:rPr>
+          <w:rStyle w:val="v"/>
+          <w:rFonts w:eastAsiaTheme="majorEastAsia"/>
+        </w:rPr>
+        <w:t>.</w:t>
+      </w:r>
+      <w:r>
+        <w:rPr>
+          <w:rStyle w:val="HTMLCode"/>
+          <w:rFonts w:eastAsiaTheme="majorEastAsia"/>
+        </w:rPr>
+        <w:t>introduce</w:t>
+      </w:r>
+      <w:proofErr w:type="spellEnd"/>
+      <w:r>
+        <w:rPr>
+          <w:rStyle w:val="HTMLCode"/>
+          <w:rFonts w:eastAsiaTheme="majorEastAsia"/>
+        </w:rPr>
+        <w:t>()</w:t>
+      </w:r>
+    </w:p>
+    <w:p>
+      <w:pPr>
+        <w:pStyle w:val="NormalWeb"/>
+      </w:pPr>
+      <w:r>
+        <w:t xml:space="preserve">Here, </w:t>
+      </w:r>
+      <w:r>
+        <w:rPr>
+          <w:rStyle w:val="HTMLCode"/>
+          <w:rFonts w:eastAsiaTheme="majorEastAsia"/>
+        </w:rPr>
+        <w:t>self</w:t>
+      </w:r>
+      <w:r>
+        <w:t xml:space="preserve"> refers to the object </w:t>
+      </w:r>
+      <w:proofErr w:type="spellStart"/>
+      <w:r>
+        <w:rPr>
+          <w:rStyle w:val="HTMLCode"/>
+          <w:rFonts w:eastAsiaTheme="majorEastAsia"/>
+        </w:rPr>
+        <w:t>ali</w:t>
+      </w:r>
+      <w:proofErr w:type="spellEnd"/>
+      <w:r>
+        <w:t>.</w:t>
+      </w:r>
+    </w:p>
+    <w:p>
+      <w:pPr>
+        <w:pStyle w:val="Heading3"/>
+      </w:pPr>
+      <w:r>
+        <w:t>Example with Attributes</w:t>
+      </w:r>
+    </w:p>
+    <w:p>
+      <w:pPr>
+        <w:pStyle w:val="HTMLPreformatted"/>
+      </w:pPr>
+      <w:r>
+        <w:rPr>
+          <w:rStyle w:val="v"/>
+          <w:rFonts w:eastAsiaTheme="majorEastAsia"/>
+        </w:rPr>
+        <w:t>class</w:t>
+      </w:r>
+      <w:r>
+        <w:rPr>
+          <w:rStyle w:val="HTMLCode"/>
+          <w:rFonts w:eastAsiaTheme="majorEastAsia"/>
+        </w:rPr>
+        <w:t xml:space="preserve"> </w:t>
+      </w:r>
+      <w:r>
+        <w:rPr>
+          <w:rStyle w:val="10"/>
+        </w:rPr>
+        <w:t>Student</w:t>
+      </w:r>
+      <w:r>
+        <w:rPr>
+          <w:rStyle w:val="HTMLCode"/>
+          <w:rFonts w:eastAsiaTheme="majorEastAsia"/>
+        </w:rPr>
+        <w:t>:</w:t>
+      </w:r>
+      <w:r>
+        <w:br/>
+      </w:r>
+      <w:r>
+        <w:rPr>
+          <w:rStyle w:val="HTMLCode"/>
+          <w:rFonts w:eastAsiaTheme="majorEastAsia"/>
+        </w:rPr>
+        <w:t xml:space="preserve">    </w:t>
+      </w:r>
+      <w:proofErr w:type="spellStart"/>
+      <w:r>
+        <w:rPr>
+          <w:rStyle w:val="v"/>
+          <w:rFonts w:eastAsiaTheme="majorEastAsia"/>
+        </w:rPr>
+        <w:t>def</w:t>
+      </w:r>
+      <w:proofErr w:type="spellEnd"/>
+      <w:r>
+        <w:rPr>
+          <w:rStyle w:val="HTMLCode"/>
+          <w:rFonts w:eastAsiaTheme="majorEastAsia"/>
+        </w:rPr>
+        <w:t xml:space="preserve"> </w:t>
+      </w:r>
+      <w:proofErr w:type="spellStart"/>
+      <w:r>
+        <w:rPr>
+          <w:rStyle w:val="11"/>
+        </w:rPr>
+        <w:t>set_name</w:t>
+      </w:r>
+      <w:proofErr w:type="spellEnd"/>
+      <w:r>
+        <w:rPr>
+          <w:rStyle w:val="HTMLCode"/>
+          <w:rFonts w:eastAsiaTheme="majorEastAsia"/>
+        </w:rPr>
+        <w:t>(</w:t>
+      </w:r>
+      <w:r>
+        <w:rPr>
+          <w:rStyle w:val="11"/>
+        </w:rPr>
+        <w:t>self</w:t>
+      </w:r>
+      <w:r>
+        <w:rPr>
+          <w:rStyle w:val="HTMLCode"/>
+          <w:rFonts w:eastAsiaTheme="majorEastAsia"/>
+        </w:rPr>
+        <w:t xml:space="preserve">, </w:t>
+      </w:r>
+      <w:r>
+        <w:rPr>
+          <w:rStyle w:val="11"/>
+        </w:rPr>
+        <w:t>name</w:t>
+      </w:r>
+      <w:r>
+        <w:rPr>
+          <w:rStyle w:val="HTMLCode"/>
+          <w:rFonts w:eastAsiaTheme="majorEastAsia"/>
+        </w:rPr>
+        <w:t>):</w:t>
+      </w:r>
+      <w:r>
+        <w:br/>
+      </w:r>
+      <w:r>
+        <w:rPr>
+          <w:rStyle w:val="HTMLCode"/>
+          <w:rFonts w:eastAsiaTheme="majorEastAsia"/>
+        </w:rPr>
+        <w:t xml:space="preserve">        </w:t>
+      </w:r>
+      <w:r>
+        <w:rPr>
+          <w:rStyle w:val="11"/>
+        </w:rPr>
+        <w:t>self</w:t>
+      </w:r>
+      <w:r>
+        <w:rPr>
+          <w:rStyle w:val="v"/>
+          <w:rFonts w:eastAsiaTheme="majorEastAsia"/>
+        </w:rPr>
+        <w:t>.</w:t>
+      </w:r>
+      <w:r>
+        <w:rPr>
+          <w:rStyle w:val="HTMLCode"/>
+          <w:rFonts w:eastAsiaTheme="majorEastAsia"/>
+        </w:rPr>
+        <w:t xml:space="preserve">name </w:t>
+      </w:r>
+      <w:r>
+        <w:rPr>
+          <w:rStyle w:val="v"/>
+          <w:rFonts w:eastAsiaTheme="majorEastAsia"/>
+        </w:rPr>
+        <w:t>=</w:t>
+      </w:r>
+      <w:r>
+        <w:rPr>
+          <w:rStyle w:val="HTMLCode"/>
+          <w:rFonts w:eastAsiaTheme="majorEastAsia"/>
+        </w:rPr>
+        <w:t xml:space="preserve"> </w:t>
+      </w:r>
+      <w:r>
+        <w:rPr>
+          <w:rStyle w:val="11"/>
+        </w:rPr>
+        <w:t>name</w:t>
+      </w:r>
+      <w:r>
+        <w:br/>
+      </w:r>
+      <w:r>
+        <w:br/>
+      </w:r>
+      <w:proofErr w:type="spellStart"/>
+      <w:r>
+        <w:rPr>
+          <w:rStyle w:val="11"/>
+        </w:rPr>
+        <w:t>ali</w:t>
+      </w:r>
+      <w:proofErr w:type="spellEnd"/>
+      <w:r>
+        <w:rPr>
+          <w:rStyle w:val="HTMLCode"/>
+          <w:rFonts w:eastAsiaTheme="majorEastAsia"/>
+        </w:rPr>
+        <w:t xml:space="preserve"> </w:t>
+      </w:r>
+      <w:r>
+        <w:rPr>
+          <w:rStyle w:val="v"/>
+          <w:rFonts w:eastAsiaTheme="majorEastAsia"/>
+        </w:rPr>
+        <w:t>=</w:t>
+      </w:r>
+      <w:r>
+        <w:rPr>
+          <w:rStyle w:val="HTMLCode"/>
+          <w:rFonts w:eastAsiaTheme="majorEastAsia"/>
+        </w:rPr>
+        <w:t xml:space="preserve"> </w:t>
+      </w:r>
+      <w:r>
+        <w:rPr>
+          <w:rStyle w:val="11"/>
+        </w:rPr>
+        <w:t>Student</w:t>
+      </w:r>
+      <w:r>
+        <w:rPr>
+          <w:rStyle w:val="HTMLCode"/>
+          <w:rFonts w:eastAsiaTheme="majorEastAsia"/>
+        </w:rPr>
+        <w:t>()</w:t>
+      </w:r>
+      <w:r>
+        <w:br/>
+      </w:r>
+      <w:proofErr w:type="spellStart"/>
+      <w:r>
+        <w:rPr>
+          <w:rStyle w:val="11"/>
+        </w:rPr>
+        <w:t>ali</w:t>
+      </w:r>
+      <w:r>
+        <w:rPr>
+          <w:rStyle w:val="v"/>
+          <w:rFonts w:eastAsiaTheme="majorEastAsia"/>
+        </w:rPr>
+        <w:t>.</w:t>
+      </w:r>
+      <w:r>
+        <w:rPr>
+          <w:rStyle w:val="HTMLCode"/>
+          <w:rFonts w:eastAsiaTheme="majorEastAsia"/>
+        </w:rPr>
+        <w:t>set_name</w:t>
+      </w:r>
+      <w:proofErr w:type="spellEnd"/>
+      <w:r>
+        <w:rPr>
+          <w:rStyle w:val="HTMLCode"/>
+          <w:rFonts w:eastAsiaTheme="majorEastAsia"/>
+        </w:rPr>
+        <w:t>(</w:t>
+      </w:r>
+      <w:r>
+        <w:rPr>
+          <w:rStyle w:val="z"/>
+        </w:rPr>
+        <w:t>"Ali"</w:t>
+      </w:r>
+      <w:r>
+        <w:rPr>
+          <w:rStyle w:val="HTMLCode"/>
+          <w:rFonts w:eastAsiaTheme="majorEastAsia"/>
+        </w:rPr>
+        <w:t>)</w:t>
+      </w:r>
+      <w:r>
+        <w:br/>
+      </w:r>
+      <w:r>
+        <w:br/>
+      </w:r>
+      <w:r>
+        <w:rPr>
+          <w:rStyle w:val="11"/>
+        </w:rPr>
+        <w:t>print</w:t>
+      </w:r>
+      <w:r>
+        <w:rPr>
+          <w:rStyle w:val="HTMLCode"/>
+          <w:rFonts w:eastAsiaTheme="majorEastAsia"/>
+        </w:rPr>
+        <w:t>(</w:t>
+      </w:r>
+      <w:r>
+        <w:rPr>
+          <w:rStyle w:val="11"/>
+        </w:rPr>
+        <w:t>ali</w:t>
+      </w:r>
+      <w:r>
+        <w:rPr>
+          <w:rStyle w:val="v"/>
+          <w:rFonts w:eastAsiaTheme="majorEastAsia"/>
+        </w:rPr>
+        <w:t>.</w:t>
+      </w:r>
+      <w:r>
+        <w:rPr>
+          <w:rStyle w:val="HTMLCode"/>
+          <w:rFonts w:eastAsiaTheme="majorEastAsia"/>
+        </w:rPr>
+        <w:t>name)</w:t>
+      </w:r>
+    </w:p>
+    <w:p>
+      <w:pPr>
+        <w:pStyle w:val="NormalWeb"/>
+      </w:pPr>
+      <w:r>
+        <w:t>Here:</w:t>
+      </w:r>
+    </w:p>
+    <w:p>
+      <w:pPr>
+        <w:numPr>
+          <w:ilvl w:val="0"/>
+          <w:numId w:val="17"/>
+        </w:numPr>
+        <w:spacing w:before="100" w:beforeAutospacing="1" w:after="100" w:afterAutospacing="1" w:line="240" w:lineRule="auto"/>
+        <w:jc w:val="left"/>
+      </w:pPr>
+      <w:r>
+        <w:rPr>
+          <w:rStyle w:val="HTMLCode"/>
+          <w:rFonts w:eastAsiaTheme="majorEastAsia"/>
+        </w:rPr>
+        <w:t>self.name</w:t>
+      </w:r>
+      <w:r>
+        <w:t xml:space="preserve"> means </w:t>
+      </w:r>
+      <w:r>
+        <w:rPr>
+          <w:rStyle w:val="Strong"/>
+        </w:rPr>
+        <w:t xml:space="preserve">the </w:t>
+      </w:r>
+      <w:r>
+        <w:rPr>
+          <w:rStyle w:val="HTMLCode"/>
+          <w:rFonts w:eastAsiaTheme="majorEastAsia"/>
+          <w:b/>
+          <w:bCs/>
+        </w:rPr>
+        <w:t>name</w:t>
+      </w:r>
+      <w:r>
+        <w:rPr>
+          <w:rStyle w:val="Strong"/>
+        </w:rPr>
+        <w:t xml:space="preserve"> attribute of the current object</w:t>
+      </w:r>
+      <w:r>
+        <w:t xml:space="preserve">. </w:t>
+      </w:r>
+    </w:p>
+    <w:p>
+      <w:pPr>
+        <w:numPr>
+          <w:ilvl w:val="0"/>
+          <w:numId w:val="17"/>
+        </w:numPr>
+        <w:spacing w:before="100" w:beforeAutospacing="1" w:after="100" w:afterAutospacing="1" w:line="240" w:lineRule="auto"/>
+        <w:jc w:val="left"/>
+      </w:pPr>
+      <w:r>
+        <w:t xml:space="preserve">Since </w:t>
+      </w:r>
+      <w:r>
+        <w:rPr>
+          <w:rStyle w:val="HTMLCode"/>
+          <w:rFonts w:eastAsiaTheme="majorEastAsia"/>
+        </w:rPr>
+        <w:t>self</w:t>
+      </w:r>
+      <w:r>
+        <w:t xml:space="preserve"> refers to </w:t>
+      </w:r>
+      <w:proofErr w:type="spellStart"/>
+      <w:r>
+        <w:rPr>
+          <w:rStyle w:val="HTMLCode"/>
+          <w:rFonts w:eastAsiaTheme="majorEastAsia"/>
+        </w:rPr>
+        <w:t>ali</w:t>
+      </w:r>
+      <w:proofErr w:type="spellEnd"/>
+      <w:r>
+        <w:t xml:space="preserve">, it becomes: </w:t>
+      </w:r>
+    </w:p>
+    <w:p>
+      <w:pPr>
+        <w:pStyle w:val="HTMLPreformatted"/>
+      </w:pPr>
+      <w:r>
+        <w:rPr>
+          <w:rStyle w:val="11"/>
+        </w:rPr>
+        <w:t>ali</w:t>
+      </w:r>
+      <w:r>
+        <w:rPr>
+          <w:rStyle w:val="v"/>
+          <w:rFonts w:eastAsiaTheme="majorEastAsia"/>
+        </w:rPr>
+        <w:t>.</w:t>
+      </w:r>
+      <w:r>
+        <w:rPr>
+          <w:rStyle w:val="HTMLCode"/>
+          <w:rFonts w:eastAsiaTheme="majorEastAsia"/>
+        </w:rPr>
+        <w:t xml:space="preserve">name </w:t>
+      </w:r>
+      <w:r>
+        <w:rPr>
+          <w:rStyle w:val="v"/>
+          <w:rFonts w:eastAsiaTheme="majorEastAsia"/>
+        </w:rPr>
+        <w:t>=</w:t>
+      </w:r>
+      <w:r>
+        <w:rPr>
+          <w:rStyle w:val="HTMLCode"/>
+          <w:rFonts w:eastAsiaTheme="majorEastAsia"/>
+        </w:rPr>
+        <w:t xml:space="preserve"> </w:t>
+      </w:r>
+      <w:r>
+        <w:rPr>
+          <w:rStyle w:val="z"/>
+        </w:rPr>
+        <w:t>"Ali"</w:t>
+      </w:r>
       <w:bookmarkStart w:id="0" w:name="_GoBack"/>
       <w:bookmarkEnd w:id="0"/>
     </w:p>
+    <w:p>
+      <w:pPr>
+        <w:pStyle w:val="Heading2"/>
+      </w:pPr>
+      <w:r>
+        <w:t>Easy way to remember</w:t>
+      </w:r>
+    </w:p>
+    <w:p>
+      <w:pPr>
+        <w:pStyle w:val="NormalWeb"/>
+      </w:pPr>
+      <w:r>
+        <w:t xml:space="preserve">Think of </w:t>
+      </w:r>
+      <w:r>
+        <w:rPr>
+          <w:rStyle w:val="HTMLCode"/>
+          <w:rFonts w:eastAsiaTheme="majorEastAsia"/>
+        </w:rPr>
+        <w:t>self</w:t>
+      </w:r>
+      <w:r>
+        <w:t xml:space="preserve"> as meaning:</w:t>
+      </w:r>
+    </w:p>
+    <w:p>
+      <w:pPr>
+        <w:pStyle w:val="NormalWeb"/>
+      </w:pPr>
+      <w:r>
+        <w:rPr>
+          <w:rStyle w:val="Strong"/>
+          <w:rFonts w:eastAsiaTheme="majorEastAsia"/>
+        </w:rPr>
+        <w:t>"This current object."</w:t>
+      </w:r>
+    </w:p>
+    <w:p>
+      <w:pPr>
+        <w:pStyle w:val="NormalWeb"/>
+      </w:pPr>
+      <w:r>
+        <w:t>If you have:</w:t>
+      </w:r>
+    </w:p>
+    <w:p>
+      <w:pPr>
+        <w:pStyle w:val="HTMLPreformatted"/>
+      </w:pPr>
+      <w:proofErr w:type="spellStart"/>
+      <w:r>
+        <w:rPr>
+          <w:rStyle w:val="11"/>
+        </w:rPr>
+        <w:t>ali</w:t>
+      </w:r>
+      <w:proofErr w:type="spellEnd"/>
+      <w:r>
+        <w:rPr>
+          <w:rStyle w:val="HTMLCode"/>
+          <w:rFonts w:eastAsiaTheme="majorEastAsia"/>
+        </w:rPr>
+        <w:t xml:space="preserve"> </w:t>
+      </w:r>
+      <w:r>
+        <w:rPr>
+          <w:rStyle w:val="v"/>
+          <w:rFonts w:eastAsiaTheme="majorEastAsia"/>
+        </w:rPr>
+        <w:t>=</w:t>
+      </w:r>
+      <w:r>
+        <w:rPr>
+          <w:rStyle w:val="HTMLCode"/>
+          <w:rFonts w:eastAsiaTheme="majorEastAsia"/>
+        </w:rPr>
+        <w:t xml:space="preserve"> </w:t>
+      </w:r>
+      <w:r>
+        <w:rPr>
+          <w:rStyle w:val="11"/>
+        </w:rPr>
+        <w:t>Student</w:t>
+      </w:r>
+      <w:r>
+        <w:rPr>
+          <w:rStyle w:val="HTMLCode"/>
+          <w:rFonts w:eastAsiaTheme="majorEastAsia"/>
+        </w:rPr>
+        <w:t>()</w:t>
+      </w:r>
+      <w:r>
+        <w:br/>
+      </w:r>
+      <w:proofErr w:type="spellStart"/>
+      <w:r>
+        <w:rPr>
+          <w:rStyle w:val="11"/>
+        </w:rPr>
+        <w:t>maryam</w:t>
+      </w:r>
+      <w:proofErr w:type="spellEnd"/>
+      <w:r>
+        <w:rPr>
+          <w:rStyle w:val="HTMLCode"/>
+          <w:rFonts w:eastAsiaTheme="majorEastAsia"/>
+        </w:rPr>
+        <w:t xml:space="preserve"> </w:t>
+      </w:r>
+      <w:r>
+        <w:rPr>
+          <w:rStyle w:val="v"/>
+          <w:rFonts w:eastAsiaTheme="majorEastAsia"/>
+        </w:rPr>
+        <w:t>=</w:t>
+      </w:r>
+      <w:r>
+        <w:rPr>
+          <w:rStyle w:val="HTMLCode"/>
+          <w:rFonts w:eastAsiaTheme="majorEastAsia"/>
+        </w:rPr>
+        <w:t xml:space="preserve"> </w:t>
+      </w:r>
+      <w:r>
+        <w:rPr>
+          <w:rStyle w:val="11"/>
+        </w:rPr>
+        <w:t>Student</w:t>
+      </w:r>
+      <w:r>
+        <w:rPr>
+          <w:rStyle w:val="HTMLCode"/>
+          <w:rFonts w:eastAsiaTheme="majorEastAsia"/>
+        </w:rPr>
+        <w:t>()</w:t>
+      </w:r>
+    </w:p>
+    <w:p>
+      <w:pPr>
+        <w:pStyle w:val="NormalWeb"/>
+      </w:pPr>
+      <w:r>
+        <w:t>Then:</w:t>
+      </w:r>
+    </w:p>
+    <w:p>
+      <w:pPr>
+        <w:numPr>
+          <w:ilvl w:val="0"/>
+          <w:numId w:val="18"/>
+        </w:numPr>
+        <w:spacing w:before="100" w:beforeAutospacing="1" w:after="100" w:afterAutospacing="1" w:line="240" w:lineRule="auto"/>
+        <w:jc w:val="left"/>
+      </w:pPr>
+      <w:r>
+        <w:t xml:space="preserve">When </w:t>
+      </w:r>
+      <w:proofErr w:type="spellStart"/>
+      <w:r>
+        <w:rPr>
+          <w:rStyle w:val="HTMLCode"/>
+          <w:rFonts w:eastAsiaTheme="majorEastAsia"/>
+        </w:rPr>
+        <w:t>ali</w:t>
+      </w:r>
+      <w:proofErr w:type="spellEnd"/>
+      <w:r>
+        <w:t xml:space="preserve"> calls a method → </w:t>
+      </w:r>
+      <w:r>
+        <w:rPr>
+          <w:rStyle w:val="HTMLCode"/>
+          <w:rFonts w:eastAsiaTheme="majorEastAsia"/>
+        </w:rPr>
+        <w:t>self</w:t>
+      </w:r>
+      <w:r>
+        <w:t xml:space="preserve"> = </w:t>
+      </w:r>
+      <w:proofErr w:type="spellStart"/>
+      <w:r>
+        <w:rPr>
+          <w:rStyle w:val="HTMLCode"/>
+          <w:rFonts w:eastAsiaTheme="majorEastAsia"/>
+        </w:rPr>
+        <w:t>ali</w:t>
+      </w:r>
+      <w:proofErr w:type="spellEnd"/>
+      <w:r>
+        <w:t xml:space="preserve"> </w:t>
+      </w:r>
+    </w:p>
+    <w:p>
+      <w:pPr>
+        <w:numPr>
+          <w:ilvl w:val="0"/>
+          <w:numId w:val="18"/>
+        </w:numPr>
+        <w:spacing w:before="100" w:beforeAutospacing="1" w:after="100" w:afterAutospacing="1" w:line="240" w:lineRule="auto"/>
+        <w:jc w:val="left"/>
+      </w:pPr>
+      <w:r>
+        <w:t xml:space="preserve">When </w:t>
+      </w:r>
+      <w:proofErr w:type="spellStart"/>
+      <w:r>
+        <w:rPr>
+          <w:rStyle w:val="HTMLCode"/>
+          <w:rFonts w:eastAsiaTheme="majorEastAsia"/>
+        </w:rPr>
+        <w:t>maryam</w:t>
+      </w:r>
+      <w:proofErr w:type="spellEnd"/>
+      <w:r>
+        <w:t xml:space="preserve"> calls a method → </w:t>
+      </w:r>
+      <w:r>
+        <w:rPr>
+          <w:rStyle w:val="HTMLCode"/>
+          <w:rFonts w:eastAsiaTheme="majorEastAsia"/>
+        </w:rPr>
+        <w:t>self</w:t>
+      </w:r>
+      <w:r>
+        <w:t xml:space="preserve"> = </w:t>
+      </w:r>
+      <w:proofErr w:type="spellStart"/>
+      <w:r>
+        <w:rPr>
+          <w:rStyle w:val="HTMLCode"/>
+          <w:rFonts w:eastAsiaTheme="majorEastAsia"/>
+        </w:rPr>
+        <w:t>maryam</w:t>
+      </w:r>
+      <w:proofErr w:type="spellEnd"/>
+      <w:r>
+        <w:t xml:space="preserve"> </w:t>
+      </w:r>
+    </w:p>
+    <w:p>
+      <w:pPr>
+        <w:pStyle w:val="NormalWeb"/>
+      </w:pPr>
+      <w:r>
+        <w:lastRenderedPageBreak/>
+        <w:t xml:space="preserve">Python automatically passes </w:t>
+      </w:r>
+      <w:r>
+        <w:rPr>
+          <w:rStyle w:val="HTMLCode"/>
+          <w:rFonts w:eastAsiaTheme="majorEastAsia"/>
+        </w:rPr>
+        <w:t>self</w:t>
+      </w:r>
+      <w:r>
+        <w:t xml:space="preserve">; you </w:t>
+      </w:r>
+      <w:r>
+        <w:rPr>
+          <w:rStyle w:val="Strong"/>
+          <w:rFonts w:eastAsiaTheme="majorEastAsia"/>
+        </w:rPr>
+        <w:t>don't write it when calling the method</w:t>
+      </w:r>
+      <w:r>
+        <w:t>.</w:t>
+      </w:r>
+    </w:p>
+    <w:p>
+      <w:pPr>
+        <w:pStyle w:val="Heading3"/>
+      </w:pPr>
+      <w:r>
+        <w:t>One-line exam definition</w:t>
+      </w:r>
+    </w:p>
+    <w:p>
+      <w:pPr>
+        <w:pStyle w:val="NormalWeb"/>
+        <w:rPr>
+          <w:color w:val="FF0000"/>
+        </w:rPr>
+      </w:pPr>
+      <w:r>
+        <w:rPr>
+          <w:rStyle w:val="HTMLCode"/>
+          <w:rFonts w:eastAsiaTheme="majorEastAsia"/>
+          <w:b/>
+          <w:bCs/>
+          <w:color w:val="FF0000"/>
+          <w:highlight w:val="yellow"/>
+        </w:rPr>
+        <w:t>self</w:t>
+      </w:r>
+      <w:r>
+        <w:rPr>
+          <w:rStyle w:val="Strong"/>
+          <w:rFonts w:eastAsiaTheme="majorEastAsia"/>
+          <w:color w:val="FF0000"/>
+          <w:highlight w:val="yellow"/>
+        </w:rPr>
+        <w:t xml:space="preserve"> is a reference to the current object (instance) of a class and is used to access its attributes and methods.</w:t>
+      </w:r>
+    </w:p>
+    <w:p>
+      <w:pPr>
+        <w:pStyle w:val="z-TopofForm"/>
+      </w:pPr>
+      <w:r>
+        <w:t>Top of Form</w:t>
+      </w:r>
+    </w:p>
+    <w:p>
+      <w:pPr>
+        <w:pStyle w:val="z-BottomofForm"/>
+      </w:pPr>
+      <w:r>
+        <w:t>Bottom of Form</w:t>
+      </w:r>
+    </w:p>
+    <w:p>
+      <w:pPr>
+        <w:spacing w:before="100" w:beforeAutospacing="1" w:after="100" w:afterAutospacing="1" w:line="240" w:lineRule="auto"/>
+        <w:jc w:val="left"/>
+        <w:rPr>
+          <w:color w:val="FF0000"/>
+        </w:rPr>
+      </w:pPr>
+    </w:p>
     <w:sectPr>
+      <w:footerReference w:type="default" r:id="rId8"/>
       <w:pgSz w:w="12240" w:h="15840"/>
       <w:pgMar w:top="1440" w:right="1440" w:bottom="1440" w:left="1440" w:header="708" w:footer="708" w:gutter="0"/>
       <w:pgBorders w:offsetFrom="page">
@@ -4787,6 +5862,178 @@
 </w:document>
 </file>
 
+<file path=word/endnotes.xml><?xml version="1.0" encoding="utf-8"?>
+<w:endnotes xmlns:wpc="http://schemas.microsoft.com/office/word/2010/wordprocessingCanvas" xmlns:cx="http://schemas.microsoft.com/office/drawing/2014/chartex" xmlns:mc="http://schemas.openxmlformats.org/markup-compatibility/2006" xmlns:o="urn:schemas-microsoft-com:office:office" xmlns:r="http://schemas.openxmlformats.org/officeDocument/2006/relationships" xmlns:m="http://schemas.openxmlformats.org/officeDocument/2006/math" xmlns:v="urn:schemas-microsoft-com:vml" xmlns:wp14="http://schemas.microsoft.com/office/word/2010/wordprocessingDrawing" xmlns:wp="http://schemas.openxmlformats.org/drawingml/2006/wordprocessingDrawing" xmlns:w10="urn:schemas-microsoft-com:office:word" xmlns:w="http://schemas.openxmlformats.org/wordprocessingml/2006/main" xmlns:w14="http://schemas.microsoft.com/office/word/2010/wordml" xmlns:w15="http://schemas.microsoft.com/office/word/2012/wordml" xmlns:w16se="http://schemas.microsoft.com/office/word/2015/wordml/symex" xmlns:wpg="http://schemas.microsoft.com/office/word/2010/wordprocessingGroup" xmlns:wpi="http://schemas.microsoft.com/office/word/2010/wordprocessingInk" xmlns:wne="http://schemas.microsoft.com/office/word/2006/wordml" xmlns:wps="http://schemas.microsoft.com/office/word/2010/wordprocessingShape" mc:Ignorable="w14 w15 w16se wp14">
+  <w:endnote w:type="separator" w:id="-1">
+    <w:p>
+      <w:pPr>
+        <w:spacing w:after="0" w:line="240" w:lineRule="auto"/>
+      </w:pPr>
+      <w:r>
+        <w:separator/>
+      </w:r>
+    </w:p>
+  </w:endnote>
+  <w:endnote w:type="continuationSeparator" w:id="0">
+    <w:p>
+      <w:pPr>
+        <w:spacing w:after="0" w:line="240" w:lineRule="auto"/>
+      </w:pPr>
+      <w:r>
+        <w:continuationSeparator/>
+      </w:r>
+    </w:p>
+  </w:endnote>
+</w:endnotes>
+</file>
+
+<file path=word/footer1.xml><?xml version="1.0" encoding="utf-8"?>
+<w:ftr xmlns:wpc="http://schemas.microsoft.com/office/word/2010/wordprocessingCanvas" xmlns:cx="http://schemas.microsoft.com/office/drawing/2014/chartex" xmlns:mc="http://schemas.openxmlformats.org/markup-compatibility/2006" xmlns:o="urn:schemas-microsoft-com:office:office" xmlns:r="http://schemas.openxmlformats.org/officeDocument/2006/relationships" xmlns:m="http://schemas.openxmlformats.org/officeDocument/2006/math" xmlns:v="urn:schemas-microsoft-com:vml" xmlns:wp14="http://schemas.microsoft.com/office/word/2010/wordprocessingDrawing" xmlns:wp="http://schemas.openxmlformats.org/drawingml/2006/wordprocessingDrawing" xmlns:w10="urn:schemas-microsoft-com:office:word" xmlns:w="http://schemas.openxmlformats.org/wordprocessingml/2006/main" xmlns:w14="http://schemas.microsoft.com/office/word/2010/wordml" xmlns:w15="http://schemas.microsoft.com/office/word/2012/wordml" xmlns:w16se="http://schemas.microsoft.com/office/word/2015/wordml/symex" xmlns:wpg="http://schemas.microsoft.com/office/word/2010/wordprocessingGroup" xmlns:wpi="http://schemas.microsoft.com/office/word/2010/wordprocessingInk" xmlns:wne="http://schemas.microsoft.com/office/word/2006/wordml" xmlns:wps="http://schemas.microsoft.com/office/word/2010/wordprocessingShape" mc:Ignorable="w14 w15 w16se wp14">
+  <w:sdt>
+    <w:sdtPr>
+      <w:id w:val="2007396600"/>
+      <w:docPartObj>
+        <w:docPartGallery w:val="Page Numbers (Bottom of Page)"/>
+        <w:docPartUnique/>
+      </w:docPartObj>
+    </w:sdtPr>
+    <w:sdtContent>
+      <w:sdt>
+        <w:sdtPr>
+          <w:id w:val="1728636285"/>
+          <w:docPartObj>
+            <w:docPartGallery w:val="Page Numbers (Top of Page)"/>
+            <w:docPartUnique/>
+          </w:docPartObj>
+        </w:sdtPr>
+        <w:sdtContent>
+          <w:p>
+            <w:pPr>
+              <w:pStyle w:val="Footer"/>
+              <w:jc w:val="center"/>
+            </w:pPr>
+            <w:r>
+              <w:t xml:space="preserve">Page </w:t>
+            </w:r>
+            <w:r>
+              <w:rPr>
+                <w:b/>
+                <w:bCs/>
+                <w:szCs w:val="24"/>
+              </w:rPr>
+              <w:fldChar w:fldCharType="begin"/>
+            </w:r>
+            <w:r>
+              <w:rPr>
+                <w:b/>
+                <w:bCs/>
+              </w:rPr>
+              <w:instrText xml:space="preserve"> PAGE </w:instrText>
+            </w:r>
+            <w:r>
+              <w:rPr>
+                <w:b/>
+                <w:bCs/>
+                <w:szCs w:val="24"/>
+              </w:rPr>
+              <w:fldChar w:fldCharType="separate"/>
+            </w:r>
+            <w:r>
+              <w:rPr>
+                <w:b/>
+                <w:bCs/>
+                <w:noProof/>
+              </w:rPr>
+              <w:t>10</w:t>
+            </w:r>
+            <w:r>
+              <w:rPr>
+                <w:b/>
+                <w:bCs/>
+                <w:szCs w:val="24"/>
+              </w:rPr>
+              <w:fldChar w:fldCharType="end"/>
+            </w:r>
+            <w:r>
+              <w:t xml:space="preserve"> of </w:t>
+            </w:r>
+            <w:r>
+              <w:rPr>
+                <w:b/>
+                <w:bCs/>
+                <w:szCs w:val="24"/>
+              </w:rPr>
+              <w:fldChar w:fldCharType="begin"/>
+            </w:r>
+            <w:r>
+              <w:rPr>
+                <w:b/>
+                <w:bCs/>
+              </w:rPr>
+              <w:instrText xml:space="preserve"> NUMPAGES  </w:instrText>
+            </w:r>
+            <w:r>
+              <w:rPr>
+                <w:b/>
+                <w:bCs/>
+                <w:szCs w:val="24"/>
+              </w:rPr>
+              <w:fldChar w:fldCharType="separate"/>
+            </w:r>
+            <w:r>
+              <w:rPr>
+                <w:b/>
+                <w:bCs/>
+                <w:noProof/>
+              </w:rPr>
+              <w:t>11</w:t>
+            </w:r>
+            <w:r>
+              <w:rPr>
+                <w:b/>
+                <w:bCs/>
+                <w:szCs w:val="24"/>
+              </w:rPr>
+              <w:fldChar w:fldCharType="end"/>
+            </w:r>
+          </w:p>
+        </w:sdtContent>
+      </w:sdt>
+    </w:sdtContent>
+  </w:sdt>
+  <w:p>
+    <w:pPr>
+      <w:pStyle w:val="Footer"/>
+    </w:pPr>
+  </w:p>
+</w:ftr>
+</file>
+
+<file path=word/footnotes.xml><?xml version="1.0" encoding="utf-8"?>
+<w:footnotes xmlns:wpc="http://schemas.microsoft.com/office/word/2010/wordprocessingCanvas" xmlns:cx="http://schemas.microsoft.com/office/drawing/2014/chartex" xmlns:mc="http://schemas.openxmlformats.org/markup-compatibility/2006" xmlns:o="urn:schemas-microsoft-com:office:office" xmlns:r="http://schemas.openxmlformats.org/officeDocument/2006/relationships" xmlns:m="http://schemas.openxmlformats.org/officeDocument/2006/math" xmlns:v="urn:schemas-microsoft-com:vml" xmlns:wp14="http://schemas.microsoft.com/office/word/2010/wordprocessingDrawing" xmlns:wp="http://schemas.openxmlformats.org/drawingml/2006/wordprocessingDrawing" xmlns:w10="urn:schemas-microsoft-com:office:word" xmlns:w="http://schemas.openxmlformats.org/wordprocessingml/2006/main" xmlns:w14="http://schemas.microsoft.com/office/word/2010/wordml" xmlns:w15="http://schemas.microsoft.com/office/word/2012/wordml" xmlns:w16se="http://schemas.microsoft.com/office/word/2015/wordml/symex" xmlns:wpg="http://schemas.microsoft.com/office/word/2010/wordprocessingGroup" xmlns:wpi="http://schemas.microsoft.com/office/word/2010/wordprocessingInk" xmlns:wne="http://schemas.microsoft.com/office/word/2006/wordml" xmlns:wps="http://schemas.microsoft.com/office/word/2010/wordprocessingShape" mc:Ignorable="w14 w15 w16se wp14">
+  <w:footnote w:type="separator" w:id="-1">
+    <w:p>
+      <w:pPr>
+        <w:spacing w:after="0" w:line="240" w:lineRule="auto"/>
+      </w:pPr>
+      <w:r>
+        <w:separator/>
+      </w:r>
+    </w:p>
+  </w:footnote>
+  <w:footnote w:type="continuationSeparator" w:id="0">
+    <w:p>
+      <w:pPr>
+        <w:spacing w:after="0" w:line="240" w:lineRule="auto"/>
+      </w:pPr>
+      <w:r>
+        <w:continuationSeparator/>
+      </w:r>
+    </w:p>
+  </w:footnote>
+</w:footnotes>
+</file>
+
 <file path=word/numbering.xml><?xml version="1.0" encoding="utf-8"?>
 <w:numbering xmlns:wpc="http://schemas.microsoft.com/office/word/2010/wordprocessingCanvas" xmlns:cx="http://schemas.microsoft.com/office/drawing/2014/chartex" xmlns:mc="http://schemas.openxmlformats.org/markup-compatibility/2006" xmlns:o="urn:schemas-microsoft-com:office:office" xmlns:r="http://schemas.openxmlformats.org/officeDocument/2006/relationships" xmlns:m="http://schemas.openxmlformats.org/officeDocument/2006/math" xmlns:v="urn:schemas-microsoft-com:vml" xmlns:wp14="http://schemas.microsoft.com/office/word/2010/wordprocessingDrawing" xmlns:wp="http://schemas.openxmlformats.org/drawingml/2006/wordprocessingDrawing" xmlns:w10="urn:schemas-microsoft-com:office:word" xmlns:w="http://schemas.openxmlformats.org/wordprocessingml/2006/main" xmlns:w14="http://schemas.microsoft.com/office/word/2010/wordml" xmlns:w15="http://schemas.microsoft.com/office/word/2012/wordml" xmlns:w16se="http://schemas.microsoft.com/office/word/2015/wordml/symex" xmlns:wpg="http://schemas.microsoft.com/office/word/2010/wordprocessingGroup" xmlns:wpi="http://schemas.microsoft.com/office/word/2010/wordprocessingInk" xmlns:wne="http://schemas.microsoft.com/office/word/2006/wordml" xmlns:wps="http://schemas.microsoft.com/office/word/2010/wordprocessingShape" mc:Ignorable="w14 w15 w16se wp14">
   <w:abstractNum w:abstractNumId="0" w15:restartNumberingAfterBreak="0">
@@ -5237,6 +6484,155 @@
     </w:lvl>
   </w:abstractNum>
   <w:abstractNum w:abstractNumId="3" w15:restartNumberingAfterBreak="0">
+    <w:nsid w:val="10B77E10"/>
+    <w:multiLevelType w:val="multilevel"/>
+    <w:tmpl w:val="1BB6942C"/>
+    <w:lvl w:ilvl="0">
+      <w:start w:val="1"/>
+      <w:numFmt w:val="bullet"/>
+      <w:lvlText w:val=""/>
+      <w:lvlJc w:val="left"/>
+      <w:pPr>
+        <w:tabs>
+          <w:tab w:val="num" w:pos="720"/>
+        </w:tabs>
+        <w:ind w:left="720" w:hanging="360"/>
+      </w:pPr>
+      <w:rPr>
+        <w:rFonts w:ascii="Symbol" w:hAnsi="Symbol" w:hint="default"/>
+        <w:sz w:val="20"/>
+      </w:rPr>
+    </w:lvl>
+    <w:lvl w:ilvl="1" w:tentative="1">
+      <w:start w:val="1"/>
+      <w:numFmt w:val="bullet"/>
+      <w:lvlText w:val="o"/>
+      <w:lvlJc w:val="left"/>
+      <w:pPr>
+        <w:tabs>
+          <w:tab w:val="num" w:pos="1440"/>
+        </w:tabs>
+        <w:ind w:left="1440" w:hanging="360"/>
+      </w:pPr>
+      <w:rPr>
+        <w:rFonts w:ascii="Courier New" w:hAnsi="Courier New" w:hint="default"/>
+        <w:sz w:val="20"/>
+      </w:rPr>
+    </w:lvl>
+    <w:lvl w:ilvl="2" w:tentative="1">
+      <w:start w:val="1"/>
+      <w:numFmt w:val="bullet"/>
+      <w:lvlText w:val=""/>
+      <w:lvlJc w:val="left"/>
+      <w:pPr>
+        <w:tabs>
+          <w:tab w:val="num" w:pos="2160"/>
+        </w:tabs>
+        <w:ind w:left="2160" w:hanging="360"/>
+      </w:pPr>
+      <w:rPr>
+        <w:rFonts w:ascii="Wingdings" w:hAnsi="Wingdings" w:hint="default"/>
+        <w:sz w:val="20"/>
+      </w:rPr>
+    </w:lvl>
+    <w:lvl w:ilvl="3" w:tentative="1">
+      <w:start w:val="1"/>
+      <w:numFmt w:val="bullet"/>
+      <w:lvlText w:val=""/>
+      <w:lvlJc w:val="left"/>
+      <w:pPr>
+        <w:tabs>
+          <w:tab w:val="num" w:pos="2880"/>
+        </w:tabs>
+        <w:ind w:left="2880" w:hanging="360"/>
+      </w:pPr>
+      <w:rPr>
+        <w:rFonts w:ascii="Wingdings" w:hAnsi="Wingdings" w:hint="default"/>
+        <w:sz w:val="20"/>
+      </w:rPr>
+    </w:lvl>
+    <w:lvl w:ilvl="4" w:tentative="1">
+      <w:start w:val="1"/>
+      <w:numFmt w:val="bullet"/>
+      <w:lvlText w:val=""/>
+      <w:lvlJc w:val="left"/>
+      <w:pPr>
+        <w:tabs>
+          <w:tab w:val="num" w:pos="3600"/>
+        </w:tabs>
+        <w:ind w:left="3600" w:hanging="360"/>
+      </w:pPr>
+      <w:rPr>
+        <w:rFonts w:ascii="Wingdings" w:hAnsi="Wingdings" w:hint="default"/>
+        <w:sz w:val="20"/>
+      </w:rPr>
+    </w:lvl>
+    <w:lvl w:ilvl="5" w:tentative="1">
+      <w:start w:val="1"/>
+      <w:numFmt w:val="bullet"/>
+      <w:lvlText w:val=""/>
+      <w:lvlJc w:val="left"/>
+      <w:pPr>
+        <w:tabs>
+          <w:tab w:val="num" w:pos="4320"/>
+        </w:tabs>
+        <w:ind w:left="4320" w:hanging="360"/>
+      </w:pPr>
+      <w:rPr>
+        <w:rFonts w:ascii="Wingdings" w:hAnsi="Wingdings" w:hint="default"/>
+        <w:sz w:val="20"/>
+      </w:rPr>
+    </w:lvl>
+    <w:lvl w:ilvl="6" w:tentative="1">
+      <w:start w:val="1"/>
+      <w:numFmt w:val="bullet"/>
+      <w:lvlText w:val=""/>
+      <w:lvlJc w:val="left"/>
+      <w:pPr>
+        <w:tabs>
+          <w:tab w:val="num" w:pos="5040"/>
+        </w:tabs>
+        <w:ind w:left="5040" w:hanging="360"/>
+      </w:pPr>
+      <w:rPr>
+        <w:rFonts w:ascii="Wingdings" w:hAnsi="Wingdings" w:hint="default"/>
+        <w:sz w:val="20"/>
+      </w:rPr>
+    </w:lvl>
+    <w:lvl w:ilvl="7" w:tentative="1">
+      <w:start w:val="1"/>
+      <w:numFmt w:val="bullet"/>
+      <w:lvlText w:val=""/>
+      <w:lvlJc w:val="left"/>
+      <w:pPr>
+        <w:tabs>
+          <w:tab w:val="num" w:pos="5760"/>
+        </w:tabs>
+        <w:ind w:left="5760" w:hanging="360"/>
+      </w:pPr>
+      <w:rPr>
+        <w:rFonts w:ascii="Wingdings" w:hAnsi="Wingdings" w:hint="default"/>
+        <w:sz w:val="20"/>
+      </w:rPr>
+    </w:lvl>
+    <w:lvl w:ilvl="8" w:tentative="1">
+      <w:start w:val="1"/>
+      <w:numFmt w:val="bullet"/>
+      <w:lvlText w:val=""/>
+      <w:lvlJc w:val="left"/>
+      <w:pPr>
+        <w:tabs>
+          <w:tab w:val="num" w:pos="6480"/>
+        </w:tabs>
+        <w:ind w:left="6480" w:hanging="360"/>
+      </w:pPr>
+      <w:rPr>
+        <w:rFonts w:ascii="Wingdings" w:hAnsi="Wingdings" w:hint="default"/>
+        <w:sz w:val="20"/>
+      </w:rPr>
+    </w:lvl>
+  </w:abstractNum>
+  <w:abstractNum w:abstractNumId="4" w15:restartNumberingAfterBreak="0">
     <w:nsid w:val="119414CA"/>
     <w:multiLevelType w:val="multilevel"/>
     <w:tmpl w:val="91A26804"/>
@@ -5385,7 +6781,7 @@
       </w:rPr>
     </w:lvl>
   </w:abstractNum>
-  <w:abstractNum w:abstractNumId="4" w15:restartNumberingAfterBreak="0">
+  <w:abstractNum w:abstractNumId="5" w15:restartNumberingAfterBreak="0">
     <w:nsid w:val="1BF67328"/>
     <w:multiLevelType w:val="multilevel"/>
     <w:tmpl w:val="5044BDB2"/>
@@ -5534,7 +6930,7 @@
       </w:rPr>
     </w:lvl>
   </w:abstractNum>
-  <w:abstractNum w:abstractNumId="5" w15:restartNumberingAfterBreak="0">
+  <w:abstractNum w:abstractNumId="6" w15:restartNumberingAfterBreak="0">
     <w:nsid w:val="1FF813EF"/>
     <w:multiLevelType w:val="multilevel"/>
     <w:tmpl w:val="E0C6B3A8"/>
@@ -5683,7 +7079,7 @@
       </w:rPr>
     </w:lvl>
   </w:abstractNum>
-  <w:abstractNum w:abstractNumId="6" w15:restartNumberingAfterBreak="0">
+  <w:abstractNum w:abstractNumId="7" w15:restartNumberingAfterBreak="0">
     <w:nsid w:val="24EE7DF9"/>
     <w:multiLevelType w:val="multilevel"/>
     <w:tmpl w:val="1F4ADD9C"/>
@@ -5832,7 +7228,7 @@
       </w:rPr>
     </w:lvl>
   </w:abstractNum>
-  <w:abstractNum w:abstractNumId="7" w15:restartNumberingAfterBreak="0">
+  <w:abstractNum w:abstractNumId="8" w15:restartNumberingAfterBreak="0">
     <w:nsid w:val="30736E37"/>
     <w:multiLevelType w:val="multilevel"/>
     <w:tmpl w:val="1A36D1B0"/>
@@ -5981,7 +7377,7 @@
       </w:rPr>
     </w:lvl>
   </w:abstractNum>
-  <w:abstractNum w:abstractNumId="8" w15:restartNumberingAfterBreak="0">
+  <w:abstractNum w:abstractNumId="9" w15:restartNumberingAfterBreak="0">
     <w:nsid w:val="369C4189"/>
     <w:multiLevelType w:val="multilevel"/>
     <w:tmpl w:val="CB9A6AD4"/>
@@ -6130,7 +7526,7 @@
       </w:rPr>
     </w:lvl>
   </w:abstractNum>
-  <w:abstractNum w:abstractNumId="9" w15:restartNumberingAfterBreak="0">
+  <w:abstractNum w:abstractNumId="10" w15:restartNumberingAfterBreak="0">
     <w:nsid w:val="3B4D3CC3"/>
     <w:multiLevelType w:val="multilevel"/>
     <w:tmpl w:val="8FF6423A"/>
@@ -6279,7 +7675,7 @@
       </w:rPr>
     </w:lvl>
   </w:abstractNum>
-  <w:abstractNum w:abstractNumId="10" w15:restartNumberingAfterBreak="0">
+  <w:abstractNum w:abstractNumId="11" w15:restartNumberingAfterBreak="0">
     <w:nsid w:val="59833CB3"/>
     <w:multiLevelType w:val="multilevel"/>
     <w:tmpl w:val="D102C656"/>
@@ -6428,7 +7824,7 @@
       </w:rPr>
     </w:lvl>
   </w:abstractNum>
-  <w:abstractNum w:abstractNumId="11" w15:restartNumberingAfterBreak="0">
+  <w:abstractNum w:abstractNumId="12" w15:restartNumberingAfterBreak="0">
     <w:nsid w:val="5C574C57"/>
     <w:multiLevelType w:val="multilevel"/>
     <w:tmpl w:val="D53A8ABC"/>
@@ -6577,7 +7973,7 @@
       </w:rPr>
     </w:lvl>
   </w:abstractNum>
-  <w:abstractNum w:abstractNumId="12" w15:restartNumberingAfterBreak="0">
+  <w:abstractNum w:abstractNumId="13" w15:restartNumberingAfterBreak="0">
     <w:nsid w:val="64E62832"/>
     <w:multiLevelType w:val="multilevel"/>
     <w:tmpl w:val="9D8813AA"/>
@@ -6726,7 +8122,7 @@
       </w:rPr>
     </w:lvl>
   </w:abstractNum>
-  <w:abstractNum w:abstractNumId="13" w15:restartNumberingAfterBreak="0">
+  <w:abstractNum w:abstractNumId="14" w15:restartNumberingAfterBreak="0">
     <w:nsid w:val="66A16ADC"/>
     <w:multiLevelType w:val="multilevel"/>
     <w:tmpl w:val="753ACC3A"/>
@@ -6875,7 +8271,7 @@
       </w:rPr>
     </w:lvl>
   </w:abstractNum>
-  <w:abstractNum w:abstractNumId="14" w15:restartNumberingAfterBreak="0">
+  <w:abstractNum w:abstractNumId="15" w15:restartNumberingAfterBreak="0">
     <w:nsid w:val="6F985DB9"/>
     <w:multiLevelType w:val="multilevel"/>
     <w:tmpl w:val="99A003D6"/>
@@ -7024,10 +8420,159 @@
       </w:rPr>
     </w:lvl>
   </w:abstractNum>
-  <w:abstractNum w:abstractNumId="15" w15:restartNumberingAfterBreak="0">
+  <w:abstractNum w:abstractNumId="16" w15:restartNumberingAfterBreak="0">
     <w:nsid w:val="75C55804"/>
     <w:multiLevelType w:val="multilevel"/>
     <w:tmpl w:val="B7527052"/>
+    <w:lvl w:ilvl="0">
+      <w:start w:val="1"/>
+      <w:numFmt w:val="bullet"/>
+      <w:lvlText w:val=""/>
+      <w:lvlJc w:val="left"/>
+      <w:pPr>
+        <w:tabs>
+          <w:tab w:val="num" w:pos="720"/>
+        </w:tabs>
+        <w:ind w:left="720" w:hanging="360"/>
+      </w:pPr>
+      <w:rPr>
+        <w:rFonts w:ascii="Symbol" w:hAnsi="Symbol" w:hint="default"/>
+        <w:sz w:val="20"/>
+      </w:rPr>
+    </w:lvl>
+    <w:lvl w:ilvl="1" w:tentative="1">
+      <w:start w:val="1"/>
+      <w:numFmt w:val="bullet"/>
+      <w:lvlText w:val="o"/>
+      <w:lvlJc w:val="left"/>
+      <w:pPr>
+        <w:tabs>
+          <w:tab w:val="num" w:pos="1440"/>
+        </w:tabs>
+        <w:ind w:left="1440" w:hanging="360"/>
+      </w:pPr>
+      <w:rPr>
+        <w:rFonts w:ascii="Courier New" w:hAnsi="Courier New" w:hint="default"/>
+        <w:sz w:val="20"/>
+      </w:rPr>
+    </w:lvl>
+    <w:lvl w:ilvl="2" w:tentative="1">
+      <w:start w:val="1"/>
+      <w:numFmt w:val="bullet"/>
+      <w:lvlText w:val=""/>
+      <w:lvlJc w:val="left"/>
+      <w:pPr>
+        <w:tabs>
+          <w:tab w:val="num" w:pos="2160"/>
+        </w:tabs>
+        <w:ind w:left="2160" w:hanging="360"/>
+      </w:pPr>
+      <w:rPr>
+        <w:rFonts w:ascii="Wingdings" w:hAnsi="Wingdings" w:hint="default"/>
+        <w:sz w:val="20"/>
+      </w:rPr>
+    </w:lvl>
+    <w:lvl w:ilvl="3" w:tentative="1">
+      <w:start w:val="1"/>
+      <w:numFmt w:val="bullet"/>
+      <w:lvlText w:val=""/>
+      <w:lvlJc w:val="left"/>
+      <w:pPr>
+        <w:tabs>
+          <w:tab w:val="num" w:pos="2880"/>
+        </w:tabs>
+        <w:ind w:left="2880" w:hanging="360"/>
+      </w:pPr>
+      <w:rPr>
+        <w:rFonts w:ascii="Wingdings" w:hAnsi="Wingdings" w:hint="default"/>
+        <w:sz w:val="20"/>
+      </w:rPr>
+    </w:lvl>
+    <w:lvl w:ilvl="4" w:tentative="1">
+      <w:start w:val="1"/>
+      <w:numFmt w:val="bullet"/>
+      <w:lvlText w:val=""/>
+      <w:lvlJc w:val="left"/>
+      <w:pPr>
+        <w:tabs>
+          <w:tab w:val="num" w:pos="3600"/>
+        </w:tabs>
+        <w:ind w:left="3600" w:hanging="360"/>
+      </w:pPr>
+      <w:rPr>
+        <w:rFonts w:ascii="Wingdings" w:hAnsi="Wingdings" w:hint="default"/>
+        <w:sz w:val="20"/>
+      </w:rPr>
+    </w:lvl>
+    <w:lvl w:ilvl="5" w:tentative="1">
+      <w:start w:val="1"/>
+      <w:numFmt w:val="bullet"/>
+      <w:lvlText w:val=""/>
+      <w:lvlJc w:val="left"/>
+      <w:pPr>
+        <w:tabs>
+          <w:tab w:val="num" w:pos="4320"/>
+        </w:tabs>
+        <w:ind w:left="4320" w:hanging="360"/>
+      </w:pPr>
+      <w:rPr>
+        <w:rFonts w:ascii="Wingdings" w:hAnsi="Wingdings" w:hint="default"/>
+        <w:sz w:val="20"/>
+      </w:rPr>
+    </w:lvl>
+    <w:lvl w:ilvl="6" w:tentative="1">
+      <w:start w:val="1"/>
+      <w:numFmt w:val="bullet"/>
+      <w:lvlText w:val=""/>
+      <w:lvlJc w:val="left"/>
+      <w:pPr>
+        <w:tabs>
+          <w:tab w:val="num" w:pos="5040"/>
+        </w:tabs>
+        <w:ind w:left="5040" w:hanging="360"/>
+      </w:pPr>
+      <w:rPr>
+        <w:rFonts w:ascii="Wingdings" w:hAnsi="Wingdings" w:hint="default"/>
+        <w:sz w:val="20"/>
+      </w:rPr>
+    </w:lvl>
+    <w:lvl w:ilvl="7" w:tentative="1">
+      <w:start w:val="1"/>
+      <w:numFmt w:val="bullet"/>
+      <w:lvlText w:val=""/>
+      <w:lvlJc w:val="left"/>
+      <w:pPr>
+        <w:tabs>
+          <w:tab w:val="num" w:pos="5760"/>
+        </w:tabs>
+        <w:ind w:left="5760" w:hanging="360"/>
+      </w:pPr>
+      <w:rPr>
+        <w:rFonts w:ascii="Wingdings" w:hAnsi="Wingdings" w:hint="default"/>
+        <w:sz w:val="20"/>
+      </w:rPr>
+    </w:lvl>
+    <w:lvl w:ilvl="8" w:tentative="1">
+      <w:start w:val="1"/>
+      <w:numFmt w:val="bullet"/>
+      <w:lvlText w:val=""/>
+      <w:lvlJc w:val="left"/>
+      <w:pPr>
+        <w:tabs>
+          <w:tab w:val="num" w:pos="6480"/>
+        </w:tabs>
+        <w:ind w:left="6480" w:hanging="360"/>
+      </w:pPr>
+      <w:rPr>
+        <w:rFonts w:ascii="Wingdings" w:hAnsi="Wingdings" w:hint="default"/>
+        <w:sz w:val="20"/>
+      </w:rPr>
+    </w:lvl>
+  </w:abstractNum>
+  <w:abstractNum w:abstractNumId="17" w15:restartNumberingAfterBreak="0">
+    <w:nsid w:val="7F024639"/>
+    <w:multiLevelType w:val="multilevel"/>
+    <w:tmpl w:val="9DF65626"/>
     <w:lvl w:ilvl="0">
       <w:start w:val="1"/>
       <w:numFmt w:val="bullet"/>
@@ -7177,49 +8722,55 @@
     <w:abstractNumId w:val="0"/>
   </w:num>
   <w:num w:numId="2">
-    <w:abstractNumId w:val="9"/>
+    <w:abstractNumId w:val="10"/>
   </w:num>
   <w:num w:numId="3">
+    <w:abstractNumId w:val="13"/>
+  </w:num>
+  <w:num w:numId="4">
     <w:abstractNumId w:val="12"/>
   </w:num>
-  <w:num w:numId="4">
-    <w:abstractNumId w:val="11"/>
-  </w:num>
   <w:num w:numId="5">
-    <w:abstractNumId w:val="13"/>
+    <w:abstractNumId w:val="14"/>
   </w:num>
   <w:num w:numId="6">
-    <w:abstractNumId w:val="6"/>
+    <w:abstractNumId w:val="7"/>
   </w:num>
   <w:num w:numId="7">
-    <w:abstractNumId w:val="4"/>
+    <w:abstractNumId w:val="5"/>
   </w:num>
   <w:num w:numId="8">
-    <w:abstractNumId w:val="14"/>
+    <w:abstractNumId w:val="15"/>
   </w:num>
   <w:num w:numId="9">
-    <w:abstractNumId w:val="8"/>
+    <w:abstractNumId w:val="9"/>
   </w:num>
   <w:num w:numId="10">
     <w:abstractNumId w:val="1"/>
   </w:num>
   <w:num w:numId="11">
-    <w:abstractNumId w:val="3"/>
+    <w:abstractNumId w:val="4"/>
   </w:num>
   <w:num w:numId="12">
-    <w:abstractNumId w:val="10"/>
+    <w:abstractNumId w:val="11"/>
   </w:num>
   <w:num w:numId="13">
-    <w:abstractNumId w:val="15"/>
+    <w:abstractNumId w:val="16"/>
   </w:num>
   <w:num w:numId="14">
-    <w:abstractNumId w:val="7"/>
+    <w:abstractNumId w:val="8"/>
   </w:num>
   <w:num w:numId="15">
     <w:abstractNumId w:val="2"/>
   </w:num>
   <w:num w:numId="16">
-    <w:abstractNumId w:val="5"/>
+    <w:abstractNumId w:val="6"/>
+  </w:num>
+  <w:num w:numId="17">
+    <w:abstractNumId w:val="3"/>
+  </w:num>
+  <w:num w:numId="18">
+    <w:abstractNumId w:val="17"/>
   </w:num>
 </w:numbering>
 </file>
@@ -8408,7 +9959,6 @@
     <w:basedOn w:val="Normal"/>
     <w:link w:val="HTMLPreformattedChar"/>
     <w:uiPriority w:val="99"/>
-    <w:semiHidden/>
     <w:unhideWhenUsed/>
     <w:rsid w:val="004638CF"/>
     <w:pPr>
@@ -8444,7 +9994,6 @@
     <w:basedOn w:val="DefaultParagraphFont"/>
     <w:link w:val="HTMLPreformatted"/>
     <w:uiPriority w:val="99"/>
-    <w:semiHidden/>
     <w:rsid w:val="004638CF"/>
     <w:rPr>
       <w:rFonts w:ascii="Courier New" w:eastAsia="Times New Roman" w:hAnsi="Courier New" w:cs="Courier New"/>
@@ -8494,6 +10043,58 @@
     <w:name w:val="ͼt"/>
     <w:basedOn w:val="DefaultParagraphFont"/>
     <w:rsid w:val="001E6C10"/>
+  </w:style>
+  <w:style w:type="paragraph" w:styleId="Header">
+    <w:name w:val="header"/>
+    <w:basedOn w:val="Normal"/>
+    <w:link w:val="HeaderChar"/>
+    <w:uiPriority w:val="99"/>
+    <w:unhideWhenUsed/>
+    <w:rsid w:val="00195269"/>
+    <w:pPr>
+      <w:tabs>
+        <w:tab w:val="center" w:pos="4680"/>
+        <w:tab w:val="right" w:pos="9360"/>
+      </w:tabs>
+      <w:spacing w:after="0" w:line="240" w:lineRule="auto"/>
+    </w:pPr>
+  </w:style>
+  <w:style w:type="character" w:customStyle="1" w:styleId="HeaderChar">
+    <w:name w:val="Header Char"/>
+    <w:basedOn w:val="DefaultParagraphFont"/>
+    <w:link w:val="Header"/>
+    <w:uiPriority w:val="99"/>
+    <w:rsid w:val="00195269"/>
+    <w:rPr>
+      <w:rFonts w:ascii="Times New Roman" w:hAnsi="Times New Roman"/>
+      <w:sz w:val="24"/>
+    </w:rPr>
+  </w:style>
+  <w:style w:type="paragraph" w:styleId="Footer">
+    <w:name w:val="footer"/>
+    <w:basedOn w:val="Normal"/>
+    <w:link w:val="FooterChar"/>
+    <w:uiPriority w:val="99"/>
+    <w:unhideWhenUsed/>
+    <w:rsid w:val="00195269"/>
+    <w:pPr>
+      <w:tabs>
+        <w:tab w:val="center" w:pos="4680"/>
+        <w:tab w:val="right" w:pos="9360"/>
+      </w:tabs>
+      <w:spacing w:after="0" w:line="240" w:lineRule="auto"/>
+    </w:pPr>
+  </w:style>
+  <w:style w:type="character" w:customStyle="1" w:styleId="FooterChar">
+    <w:name w:val="Footer Char"/>
+    <w:basedOn w:val="DefaultParagraphFont"/>
+    <w:link w:val="Footer"/>
+    <w:uiPriority w:val="99"/>
+    <w:rsid w:val="00195269"/>
+    <w:rPr>
+      <w:rFonts w:ascii="Times New Roman" w:hAnsi="Times New Roman"/>
+      <w:sz w:val="24"/>
+    </w:rPr>
   </w:style>
 </w:styles>
 </file>
@@ -8757,4 +10358,16 @@
     </a:ext>
   </a:extLst>
 </a:theme>
+</file>
+
+<file path=customXml/item1.xml><?xml version="1.0" encoding="utf-8"?>
+<b:Sources xmlns:b="http://schemas.openxmlformats.org/officeDocument/2006/bibliography" xmlns="http://schemas.openxmlformats.org/officeDocument/2006/bibliography" SelectedStyle="\APASixthEditionOfficeOnline.xsl" StyleName="APA" Version="6"/>
+</file>
+
+<file path=customXml/itemProps1.xml><?xml version="1.0" encoding="utf-8"?>
+<ds:datastoreItem xmlns:ds="http://schemas.openxmlformats.org/officeDocument/2006/customXml" ds:itemID="{31D72586-39D7-4D58-835E-4123C0F5CD02}">
+  <ds:schemaRefs>
+    <ds:schemaRef ds:uri="http://schemas.openxmlformats.org/officeDocument/2006/bibliography"/>
+  </ds:schemaRefs>
+</ds:datastoreItem>
 </file>